--- a/docs/Notes_on_Game_Theory.docx
+++ b/docs/Notes_on_Game_Theory.docx
@@ -7601,13 +7601,7 @@
         <w:rPr>
           <w:rFonts w:eastAsiaTheme="minorEastAsia"/>
         </w:rPr>
-        <w:t xml:space="preserve"> is a </w:t>
-      </w:r>
-      <w:r>
-        <w:rPr>
-          <w:rFonts w:eastAsiaTheme="minorEastAsia"/>
-        </w:rPr>
-        <w:t>two player game involving coin-toss and a number choice and total of four moves</w:t>
+        <w:t xml:space="preserve"> is a two player game involving coin-toss and a number choice and total of four moves</w:t>
       </w:r>
       <w:r>
         <w:rPr>
@@ -7857,6 +7851,7 @@
     <w:p/>
     <w:p/>
     <w:p/>
+    <w:p/>
     <w:p>
       <w:r>
         <w:rPr>
@@ -7910,10 +7905,7 @@
         <w:t>Parity Game</w:t>
       </w:r>
       <w:r>
-        <w:t xml:space="preserve"> </w:t>
-      </w:r>
-      <w:r>
-        <w:t xml:space="preserve"> is a </w:t>
+        <w:t xml:space="preserve">  is a </w:t>
       </w:r>
       <w:r>
         <w:t>two player game with a chance move and total of three moves</w:t>
@@ -7978,13 +7970,7 @@
           <w:rPr>
             <w:rFonts w:ascii="Cambria Math" w:hAnsi="Cambria Math"/>
           </w:rPr>
-          <m:t>j</m:t>
-        </m:r>
-        <m:r>
-          <w:rPr>
-            <w:rFonts w:ascii="Cambria Math" w:hAnsi="Cambria Math"/>
-          </w:rPr>
-          <m:t>=</m:t>
+          <m:t>j=</m:t>
         </m:r>
         <m:d>
           <m:dPr>
@@ -8036,13 +8022,7 @@
           <w:rPr>
             <w:rFonts w:ascii="Cambria Math" w:hAnsi="Cambria Math"/>
           </w:rPr>
-          <m:t>k</m:t>
-        </m:r>
-        <m:r>
-          <w:rPr>
-            <w:rFonts w:ascii="Cambria Math" w:hAnsi="Cambria Math"/>
-          </w:rPr>
-          <m:t>=</m:t>
+          <m:t>k=</m:t>
         </m:r>
         <m:d>
           <m:dPr>
@@ -8128,6 +8108,7 @@
     </w:p>
     <w:p>
       <w:r>
+        <w:lastRenderedPageBreak/>
         <w:t xml:space="preserve">Information of </w:t>
       </w:r>
       <m:oMath>
@@ -10704,36 +10685,27 @@
       <w:r>
         <w:rPr>
           <w:rFonts w:eastAsiaTheme="minorEastAsia"/>
-        </w:rPr>
-        <w:t>(</w:t>
-      </w:r>
-      <w:r>
-        <w:rPr>
-          <w:rFonts w:eastAsiaTheme="minorEastAsia"/>
           <w:i/>
           <w:iCs/>
         </w:rPr>
-        <w:t>two player game involving coin-toss and a number choice</w:t>
-      </w:r>
-      <w:r>
-        <w:rPr>
-          <w:rFonts w:eastAsiaTheme="minorEastAsia"/>
-          <w:i/>
-          <w:iCs/>
-        </w:rPr>
-        <w:t xml:space="preserve"> and total of four moves</w:t>
-      </w:r>
-      <w:r>
-        <w:rPr>
-          <w:rFonts w:eastAsiaTheme="minorEastAsia"/>
-        </w:rPr>
-        <w:t>):</w:t>
-      </w:r>
-      <w:r>
-        <w:rPr>
-          <w:rFonts w:eastAsiaTheme="minorEastAsia"/>
-        </w:rPr>
-        <w:t xml:space="preserve"> (G.1.2.1)</w:t>
+        <w:t>The Random Disclosure Parity Game</w:t>
+      </w:r>
+      <w:r>
+        <w:t xml:space="preserve">       </w:t>
+      </w:r>
+      <m:oMath>
+        <m:r>
+          <w:rPr>
+            <w:rFonts w:ascii="Cambria Math" w:hAnsi="Cambria Math"/>
+          </w:rPr>
+          <m:t>(G.1.2.1)</m:t>
+        </m:r>
+      </m:oMath>
+      <w:r>
+        <w:rPr>
+          <w:rFonts w:eastAsiaTheme="minorEastAsia"/>
+        </w:rPr>
+        <w:t xml:space="preserve"> </w:t>
       </w:r>
     </w:p>
     <w:p>
@@ -20139,7 +20111,2500 @@
           <w:rFonts w:eastAsiaTheme="minorEastAsia"/>
         </w:rPr>
       </w:pPr>
+      <w:r>
+        <w:rPr>
+          <w:rFonts w:eastAsiaTheme="minorEastAsia"/>
+        </w:rPr>
+        <w:t xml:space="preserve">Computing </w:t>
+      </w:r>
+      <m:oMath>
+        <m:sSub>
+          <m:sSubPr>
+            <m:ctrlPr>
+              <w:rPr>
+                <w:rFonts w:ascii="Cambria Math" w:eastAsiaTheme="minorEastAsia" w:hAnsi="Cambria Math"/>
+                <w:i/>
+              </w:rPr>
+            </m:ctrlPr>
+          </m:sSubPr>
+          <m:e>
+            <m:r>
+              <w:rPr>
+                <w:rFonts w:ascii="Cambria Math" w:eastAsiaTheme="minorEastAsia" w:hAnsi="Cambria Math"/>
+              </w:rPr>
+              <m:t>π</m:t>
+            </m:r>
+          </m:e>
+          <m:sub>
+            <m:r>
+              <w:rPr>
+                <w:rFonts w:ascii="Cambria Math" w:eastAsiaTheme="minorEastAsia" w:hAnsi="Cambria Math"/>
+              </w:rPr>
+              <m:t>f</m:t>
+            </m:r>
+          </m:sub>
+        </m:sSub>
+      </m:oMath>
+      <w:r>
+        <w:rPr>
+          <w:rFonts w:eastAsiaTheme="minorEastAsia"/>
+        </w:rPr>
+        <w:t xml:space="preserve"> over the set </w:t>
+      </w:r>
+      <m:oMath>
+        <m:r>
+          <w:rPr>
+            <w:rFonts w:ascii="Cambria Math" w:eastAsiaTheme="minorEastAsia" w:hAnsi="Cambria Math"/>
+          </w:rPr>
+          <m:t>R</m:t>
+        </m:r>
+      </m:oMath>
+      <w:r>
+        <w:rPr>
+          <w:rFonts w:eastAsiaTheme="minorEastAsia"/>
+        </w:rPr>
+        <w:t xml:space="preserve"> of possible outcomes for each strategy pair </w:t>
+      </w:r>
+      <m:oMath>
+        <m:d>
+          <m:dPr>
+            <m:ctrlPr>
+              <w:rPr>
+                <w:rFonts w:ascii="Cambria Math" w:eastAsiaTheme="minorEastAsia" w:hAnsi="Cambria Math"/>
+                <w:i/>
+              </w:rPr>
+            </m:ctrlPr>
+          </m:dPr>
+          <m:e>
+            <m:sSub>
+              <m:sSubPr>
+                <m:ctrlPr>
+                  <w:rPr>
+                    <w:rFonts w:ascii="Cambria Math" w:eastAsiaTheme="minorEastAsia" w:hAnsi="Cambria Math"/>
+                    <w:i/>
+                  </w:rPr>
+                </m:ctrlPr>
+              </m:sSubPr>
+              <m:e>
+                <m:r>
+                  <w:rPr>
+                    <w:rFonts w:ascii="Cambria Math" w:eastAsiaTheme="minorEastAsia" w:hAnsi="Cambria Math"/>
+                  </w:rPr>
+                  <m:t>f</m:t>
+                </m:r>
+              </m:e>
+              <m:sub>
+                <m:r>
+                  <w:rPr>
+                    <w:rFonts w:ascii="Cambria Math" w:eastAsiaTheme="minorEastAsia" w:hAnsi="Cambria Math"/>
+                  </w:rPr>
+                  <m:t>i</m:t>
+                </m:r>
+              </m:sub>
+            </m:sSub>
+            <m:r>
+              <w:rPr>
+                <w:rFonts w:ascii="Cambria Math" w:eastAsiaTheme="minorEastAsia" w:hAnsi="Cambria Math"/>
+              </w:rPr>
+              <m:t>,</m:t>
+            </m:r>
+            <m:sSup>
+              <m:sSupPr>
+                <m:ctrlPr>
+                  <w:rPr>
+                    <w:rFonts w:ascii="Cambria Math" w:eastAsiaTheme="minorEastAsia" w:hAnsi="Cambria Math"/>
+                    <w:i/>
+                  </w:rPr>
+                </m:ctrlPr>
+              </m:sSupPr>
+              <m:e>
+                <m:r>
+                  <w:rPr>
+                    <w:rFonts w:ascii="Cambria Math" w:eastAsiaTheme="minorEastAsia" w:hAnsi="Cambria Math"/>
+                  </w:rPr>
+                  <m:t>f</m:t>
+                </m:r>
+              </m:e>
+              <m:sup>
+                <m:r>
+                  <w:rPr>
+                    <w:rFonts w:ascii="Cambria Math" w:eastAsiaTheme="minorEastAsia" w:hAnsi="Cambria Math"/>
+                  </w:rPr>
+                  <m:t>j</m:t>
+                </m:r>
+              </m:sup>
+            </m:sSup>
+          </m:e>
+        </m:d>
+        <m:r>
+          <w:rPr>
+            <w:rFonts w:ascii="Cambria Math" w:eastAsiaTheme="minorEastAsia" w:hAnsi="Cambria Math"/>
+          </w:rPr>
+          <m:t>,i=1,2;j=1,…,8</m:t>
+        </m:r>
+      </m:oMath>
     </w:p>
+    <w:p>
+      <w:pPr>
+        <w:spacing w:line="240" w:lineRule="auto"/>
+        <w:rPr>
+          <w:rFonts w:eastAsiaTheme="minorEastAsia"/>
+        </w:rPr>
+      </w:pPr>
+    </w:p>
+    <w:tbl>
+      <w:tblPr>
+        <w:tblStyle w:val="TableGrid"/>
+        <w:tblW w:w="0" w:type="auto"/>
+        <w:tblLook w:val="04A0" w:firstRow="1" w:lastRow="0" w:firstColumn="1" w:lastColumn="0" w:noHBand="0" w:noVBand="1"/>
+      </w:tblPr>
+      <w:tblGrid>
+        <w:gridCol w:w="1558"/>
+        <w:gridCol w:w="1558"/>
+        <w:gridCol w:w="1558"/>
+        <w:gridCol w:w="1558"/>
+        <w:gridCol w:w="1559"/>
+        <w:gridCol w:w="1559"/>
+      </w:tblGrid>
+      <w:tr>
+        <w:tc>
+          <w:tcPr>
+            <w:tcW w:w="1558" w:type="dxa"/>
+          </w:tcPr>
+          <w:p>
+            <w:pPr>
+              <w:rPr>
+                <w:rFonts w:eastAsiaTheme="minorEastAsia"/>
+              </w:rPr>
+            </w:pPr>
+            <m:oMathPara>
+              <m:oMath>
+                <m:r>
+                  <w:rPr>
+                    <w:rFonts w:ascii="Cambria Math" w:eastAsiaTheme="minorEastAsia" w:hAnsi="Cambria Math"/>
+                  </w:rPr>
+                  <m:t>f</m:t>
+                </m:r>
+              </m:oMath>
+            </m:oMathPara>
+          </w:p>
+        </w:tc>
+        <w:tc>
+          <w:tcPr>
+            <w:tcW w:w="1558" w:type="dxa"/>
+          </w:tcPr>
+          <w:p>
+            <w:pPr>
+              <w:rPr>
+                <w:rFonts w:eastAsiaTheme="minorEastAsia"/>
+              </w:rPr>
+            </w:pPr>
+            <m:oMathPara>
+              <m:oMath>
+                <m:sSub>
+                  <m:sSubPr>
+                    <m:ctrlPr>
+                      <w:rPr>
+                        <w:rFonts w:ascii="Cambria Math" w:eastAsiaTheme="minorEastAsia" w:hAnsi="Cambria Math"/>
+                        <w:i/>
+                      </w:rPr>
+                    </m:ctrlPr>
+                  </m:sSubPr>
+                  <m:e>
+                    <m:r>
+                      <w:rPr>
+                        <w:rFonts w:ascii="Cambria Math" w:eastAsiaTheme="minorEastAsia" w:hAnsi="Cambria Math"/>
+                      </w:rPr>
+                      <m:t>π</m:t>
+                    </m:r>
+                  </m:e>
+                  <m:sub>
+                    <m:r>
+                      <w:rPr>
+                        <w:rFonts w:ascii="Cambria Math" w:eastAsiaTheme="minorEastAsia" w:hAnsi="Cambria Math"/>
+                      </w:rPr>
+                      <m:t>f</m:t>
+                    </m:r>
+                  </m:sub>
+                </m:sSub>
+                <m:d>
+                  <m:dPr>
+                    <m:ctrlPr>
+                      <w:rPr>
+                        <w:rFonts w:ascii="Cambria Math" w:eastAsiaTheme="minorEastAsia" w:hAnsi="Cambria Math"/>
+                        <w:i/>
+                      </w:rPr>
+                    </m:ctrlPr>
+                  </m:dPr>
+                  <m:e>
+                    <m:r>
+                      <w:rPr>
+                        <w:rFonts w:ascii="Cambria Math" w:eastAsiaTheme="minorEastAsia" w:hAnsi="Cambria Math"/>
+                      </w:rPr>
+                      <m:t>5</m:t>
+                    </m:r>
+                  </m:e>
+                </m:d>
+              </m:oMath>
+            </m:oMathPara>
+          </w:p>
+        </w:tc>
+        <w:tc>
+          <w:tcPr>
+            <w:tcW w:w="1558" w:type="dxa"/>
+          </w:tcPr>
+          <w:p>
+            <w:pPr>
+              <w:rPr>
+                <w:rFonts w:eastAsiaTheme="minorEastAsia"/>
+              </w:rPr>
+            </w:pPr>
+            <m:oMathPara>
+              <m:oMath>
+                <m:sSub>
+                  <m:sSubPr>
+                    <m:ctrlPr>
+                      <w:rPr>
+                        <w:rFonts w:ascii="Cambria Math" w:eastAsiaTheme="minorEastAsia" w:hAnsi="Cambria Math"/>
+                        <w:i/>
+                      </w:rPr>
+                    </m:ctrlPr>
+                  </m:sSubPr>
+                  <m:e>
+                    <m:r>
+                      <w:rPr>
+                        <w:rFonts w:ascii="Cambria Math" w:eastAsiaTheme="minorEastAsia" w:hAnsi="Cambria Math"/>
+                      </w:rPr>
+                      <m:t>π</m:t>
+                    </m:r>
+                  </m:e>
+                  <m:sub>
+                    <m:r>
+                      <w:rPr>
+                        <w:rFonts w:ascii="Cambria Math" w:eastAsiaTheme="minorEastAsia" w:hAnsi="Cambria Math"/>
+                      </w:rPr>
+                      <m:t>f</m:t>
+                    </m:r>
+                  </m:sub>
+                </m:sSub>
+                <m:d>
+                  <m:dPr>
+                    <m:ctrlPr>
+                      <w:rPr>
+                        <w:rFonts w:ascii="Cambria Math" w:eastAsiaTheme="minorEastAsia" w:hAnsi="Cambria Math"/>
+                        <w:i/>
+                      </w:rPr>
+                    </m:ctrlPr>
+                  </m:dPr>
+                  <m:e>
+                    <m:r>
+                      <w:rPr>
+                        <w:rFonts w:ascii="Cambria Math" w:eastAsiaTheme="minorEastAsia" w:hAnsi="Cambria Math"/>
+                      </w:rPr>
+                      <m:t>6</m:t>
+                    </m:r>
+                  </m:e>
+                </m:d>
+              </m:oMath>
+            </m:oMathPara>
+          </w:p>
+        </w:tc>
+        <w:tc>
+          <w:tcPr>
+            <w:tcW w:w="1558" w:type="dxa"/>
+          </w:tcPr>
+          <w:p>
+            <w:pPr>
+              <w:rPr>
+                <w:rFonts w:eastAsiaTheme="minorEastAsia"/>
+              </w:rPr>
+            </w:pPr>
+            <m:oMathPara>
+              <m:oMath>
+                <m:sSub>
+                  <m:sSubPr>
+                    <m:ctrlPr>
+                      <w:rPr>
+                        <w:rFonts w:ascii="Cambria Math" w:eastAsiaTheme="minorEastAsia" w:hAnsi="Cambria Math"/>
+                        <w:i/>
+                      </w:rPr>
+                    </m:ctrlPr>
+                  </m:sSubPr>
+                  <m:e>
+                    <m:r>
+                      <w:rPr>
+                        <w:rFonts w:ascii="Cambria Math" w:eastAsiaTheme="minorEastAsia" w:hAnsi="Cambria Math"/>
+                      </w:rPr>
+                      <m:t>π</m:t>
+                    </m:r>
+                  </m:e>
+                  <m:sub>
+                    <m:r>
+                      <w:rPr>
+                        <w:rFonts w:ascii="Cambria Math" w:eastAsiaTheme="minorEastAsia" w:hAnsi="Cambria Math"/>
+                      </w:rPr>
+                      <m:t>f</m:t>
+                    </m:r>
+                  </m:sub>
+                </m:sSub>
+                <m:d>
+                  <m:dPr>
+                    <m:ctrlPr>
+                      <w:rPr>
+                        <w:rFonts w:ascii="Cambria Math" w:eastAsiaTheme="minorEastAsia" w:hAnsi="Cambria Math"/>
+                        <w:i/>
+                      </w:rPr>
+                    </m:ctrlPr>
+                  </m:dPr>
+                  <m:e>
+                    <m:r>
+                      <w:rPr>
+                        <w:rFonts w:ascii="Cambria Math" w:eastAsiaTheme="minorEastAsia" w:hAnsi="Cambria Math"/>
+                      </w:rPr>
+                      <m:t>7</m:t>
+                    </m:r>
+                  </m:e>
+                </m:d>
+              </m:oMath>
+            </m:oMathPara>
+          </w:p>
+        </w:tc>
+        <w:tc>
+          <w:tcPr>
+            <w:tcW w:w="1559" w:type="dxa"/>
+          </w:tcPr>
+          <w:p>
+            <w:pPr>
+              <w:rPr>
+                <w:rFonts w:eastAsiaTheme="minorEastAsia"/>
+              </w:rPr>
+            </w:pPr>
+            <m:oMathPara>
+              <m:oMath>
+                <m:sSub>
+                  <m:sSubPr>
+                    <m:ctrlPr>
+                      <w:rPr>
+                        <w:rFonts w:ascii="Cambria Math" w:eastAsiaTheme="minorEastAsia" w:hAnsi="Cambria Math"/>
+                        <w:i/>
+                      </w:rPr>
+                    </m:ctrlPr>
+                  </m:sSubPr>
+                  <m:e>
+                    <m:r>
+                      <w:rPr>
+                        <w:rFonts w:ascii="Cambria Math" w:eastAsiaTheme="minorEastAsia" w:hAnsi="Cambria Math"/>
+                      </w:rPr>
+                      <m:t>π</m:t>
+                    </m:r>
+                  </m:e>
+                  <m:sub>
+                    <m:r>
+                      <w:rPr>
+                        <w:rFonts w:ascii="Cambria Math" w:eastAsiaTheme="minorEastAsia" w:hAnsi="Cambria Math"/>
+                      </w:rPr>
+                      <m:t>f</m:t>
+                    </m:r>
+                  </m:sub>
+                </m:sSub>
+                <m:d>
+                  <m:dPr>
+                    <m:ctrlPr>
+                      <w:rPr>
+                        <w:rFonts w:ascii="Cambria Math" w:eastAsiaTheme="minorEastAsia" w:hAnsi="Cambria Math"/>
+                        <w:i/>
+                      </w:rPr>
+                    </m:ctrlPr>
+                  </m:dPr>
+                  <m:e>
+                    <m:r>
+                      <w:rPr>
+                        <w:rFonts w:ascii="Cambria Math" w:eastAsiaTheme="minorEastAsia" w:hAnsi="Cambria Math"/>
+                      </w:rPr>
+                      <m:t>8</m:t>
+                    </m:r>
+                  </m:e>
+                </m:d>
+              </m:oMath>
+            </m:oMathPara>
+          </w:p>
+        </w:tc>
+        <w:tc>
+          <w:tcPr>
+            <w:tcW w:w="1559" w:type="dxa"/>
+          </w:tcPr>
+          <w:p>
+            <w:pPr>
+              <w:rPr>
+                <w:rFonts w:eastAsiaTheme="minorEastAsia"/>
+              </w:rPr>
+            </w:pPr>
+            <m:oMathPara>
+              <m:oMath>
+                <m:sSub>
+                  <m:sSubPr>
+                    <m:ctrlPr>
+                      <w:rPr>
+                        <w:rFonts w:ascii="Cambria Math" w:eastAsiaTheme="minorEastAsia" w:hAnsi="Cambria Math"/>
+                        <w:i/>
+                      </w:rPr>
+                    </m:ctrlPr>
+                  </m:sSubPr>
+                  <m:e>
+                    <m:r>
+                      <w:rPr>
+                        <w:rFonts w:ascii="Cambria Math" w:eastAsiaTheme="minorEastAsia" w:hAnsi="Cambria Math"/>
+                      </w:rPr>
+                      <m:t>π</m:t>
+                    </m:r>
+                  </m:e>
+                  <m:sub>
+                    <m:r>
+                      <w:rPr>
+                        <w:rFonts w:ascii="Cambria Math" w:eastAsiaTheme="minorEastAsia" w:hAnsi="Cambria Math"/>
+                      </w:rPr>
+                      <m:t>f</m:t>
+                    </m:r>
+                  </m:sub>
+                </m:sSub>
+                <m:d>
+                  <m:dPr>
+                    <m:ctrlPr>
+                      <w:rPr>
+                        <w:rFonts w:ascii="Cambria Math" w:eastAsiaTheme="minorEastAsia" w:hAnsi="Cambria Math"/>
+                        <w:i/>
+                      </w:rPr>
+                    </m:ctrlPr>
+                  </m:dPr>
+                  <m:e>
+                    <m:r>
+                      <w:rPr>
+                        <w:rFonts w:ascii="Cambria Math" w:eastAsiaTheme="minorEastAsia" w:hAnsi="Cambria Math"/>
+                      </w:rPr>
+                      <m:t>9</m:t>
+                    </m:r>
+                  </m:e>
+                </m:d>
+              </m:oMath>
+            </m:oMathPara>
+          </w:p>
+        </w:tc>
+      </w:tr>
+      <w:tr>
+        <w:tc>
+          <w:tcPr>
+            <w:tcW w:w="1558" w:type="dxa"/>
+          </w:tcPr>
+          <w:p>
+            <w:pPr>
+              <w:rPr>
+                <w:rFonts w:eastAsiaTheme="minorEastAsia"/>
+              </w:rPr>
+            </w:pPr>
+            <m:oMathPara>
+              <m:oMath>
+                <m:d>
+                  <m:dPr>
+                    <m:ctrlPr>
+                      <w:rPr>
+                        <w:rFonts w:ascii="Cambria Math" w:eastAsiaTheme="minorEastAsia" w:hAnsi="Cambria Math"/>
+                        <w:i/>
+                      </w:rPr>
+                    </m:ctrlPr>
+                  </m:dPr>
+                  <m:e>
+                    <m:d>
+                      <m:dPr>
+                        <m:ctrlPr>
+                          <w:rPr>
+                            <w:rFonts w:ascii="Cambria Math" w:eastAsiaTheme="minorEastAsia" w:hAnsi="Cambria Math"/>
+                            <w:i/>
+                          </w:rPr>
+                        </m:ctrlPr>
+                      </m:dPr>
+                      <m:e>
+                        <m:r>
+                          <w:rPr>
+                            <w:rFonts w:ascii="Cambria Math" w:eastAsiaTheme="minorEastAsia" w:hAnsi="Cambria Math"/>
+                          </w:rPr>
+                          <m:t>1</m:t>
+                        </m:r>
+                      </m:e>
+                    </m:d>
+                    <m:r>
+                      <w:rPr>
+                        <w:rFonts w:ascii="Cambria Math" w:eastAsiaTheme="minorEastAsia" w:hAnsi="Cambria Math"/>
+                      </w:rPr>
+                      <m:t>,</m:t>
+                    </m:r>
+                    <m:d>
+                      <m:dPr>
+                        <m:ctrlPr>
+                          <w:rPr>
+                            <w:rFonts w:ascii="Cambria Math" w:eastAsiaTheme="minorEastAsia" w:hAnsi="Cambria Math"/>
+                            <w:i/>
+                          </w:rPr>
+                        </m:ctrlPr>
+                      </m:dPr>
+                      <m:e>
+                        <m:r>
+                          <w:rPr>
+                            <w:rFonts w:ascii="Cambria Math" w:eastAsiaTheme="minorEastAsia" w:hAnsi="Cambria Math"/>
+                          </w:rPr>
+                          <m:t>3,3,3</m:t>
+                        </m:r>
+                      </m:e>
+                    </m:d>
+                  </m:e>
+                </m:d>
+              </m:oMath>
+            </m:oMathPara>
+          </w:p>
+        </w:tc>
+        <w:tc>
+          <w:tcPr>
+            <w:tcW w:w="1558" w:type="dxa"/>
+          </w:tcPr>
+          <w:p>
+            <w:pPr>
+              <w:rPr>
+                <w:rFonts w:eastAsiaTheme="minorEastAsia"/>
+              </w:rPr>
+            </w:pPr>
+          </w:p>
+        </w:tc>
+        <w:tc>
+          <w:tcPr>
+            <w:tcW w:w="1558" w:type="dxa"/>
+          </w:tcPr>
+          <w:p>
+            <w:pPr>
+              <w:rPr>
+                <w:rFonts w:eastAsiaTheme="minorEastAsia"/>
+              </w:rPr>
+            </w:pPr>
+          </w:p>
+        </w:tc>
+        <w:tc>
+          <w:tcPr>
+            <w:tcW w:w="1558" w:type="dxa"/>
+          </w:tcPr>
+          <w:p>
+            <w:pPr>
+              <w:rPr>
+                <w:rFonts w:eastAsiaTheme="minorEastAsia"/>
+              </w:rPr>
+            </w:pPr>
+          </w:p>
+        </w:tc>
+        <w:tc>
+          <w:tcPr>
+            <w:tcW w:w="1559" w:type="dxa"/>
+          </w:tcPr>
+          <w:p>
+            <w:pPr>
+              <w:rPr>
+                <w:rFonts w:eastAsiaTheme="minorEastAsia"/>
+              </w:rPr>
+            </w:pPr>
+          </w:p>
+        </w:tc>
+        <w:tc>
+          <w:tcPr>
+            <w:tcW w:w="1559" w:type="dxa"/>
+          </w:tcPr>
+          <w:p>
+            <w:pPr>
+              <w:rPr>
+                <w:rFonts w:eastAsiaTheme="minorEastAsia"/>
+              </w:rPr>
+            </w:pPr>
+          </w:p>
+        </w:tc>
+      </w:tr>
+      <w:tr>
+        <w:tc>
+          <w:tcPr>
+            <w:tcW w:w="1558" w:type="dxa"/>
+          </w:tcPr>
+          <w:p>
+            <w:pPr>
+              <w:rPr>
+                <w:rFonts w:eastAsiaTheme="minorEastAsia"/>
+              </w:rPr>
+            </w:pPr>
+            <m:oMathPara>
+              <m:oMath>
+                <m:d>
+                  <m:dPr>
+                    <m:ctrlPr>
+                      <w:rPr>
+                        <w:rFonts w:ascii="Cambria Math" w:eastAsiaTheme="minorEastAsia" w:hAnsi="Cambria Math"/>
+                        <w:i/>
+                      </w:rPr>
+                    </m:ctrlPr>
+                  </m:dPr>
+                  <m:e>
+                    <m:d>
+                      <m:dPr>
+                        <m:ctrlPr>
+                          <w:rPr>
+                            <w:rFonts w:ascii="Cambria Math" w:eastAsiaTheme="minorEastAsia" w:hAnsi="Cambria Math"/>
+                            <w:i/>
+                          </w:rPr>
+                        </m:ctrlPr>
+                      </m:dPr>
+                      <m:e>
+                        <m:r>
+                          <w:rPr>
+                            <w:rFonts w:ascii="Cambria Math" w:eastAsiaTheme="minorEastAsia" w:hAnsi="Cambria Math"/>
+                          </w:rPr>
+                          <m:t>1</m:t>
+                        </m:r>
+                      </m:e>
+                    </m:d>
+                    <m:r>
+                      <w:rPr>
+                        <w:rFonts w:ascii="Cambria Math" w:eastAsiaTheme="minorEastAsia" w:hAnsi="Cambria Math"/>
+                      </w:rPr>
+                      <m:t>,</m:t>
+                    </m:r>
+                    <m:d>
+                      <m:dPr>
+                        <m:ctrlPr>
+                          <w:rPr>
+                            <w:rFonts w:ascii="Cambria Math" w:eastAsiaTheme="minorEastAsia" w:hAnsi="Cambria Math"/>
+                            <w:i/>
+                          </w:rPr>
+                        </m:ctrlPr>
+                      </m:dPr>
+                      <m:e>
+                        <m:r>
+                          <w:rPr>
+                            <w:rFonts w:ascii="Cambria Math" w:eastAsiaTheme="minorEastAsia" w:hAnsi="Cambria Math"/>
+                          </w:rPr>
+                          <m:t>3,3,4</m:t>
+                        </m:r>
+                      </m:e>
+                    </m:d>
+                  </m:e>
+                </m:d>
+              </m:oMath>
+            </m:oMathPara>
+          </w:p>
+        </w:tc>
+        <w:tc>
+          <w:tcPr>
+            <w:tcW w:w="1558" w:type="dxa"/>
+          </w:tcPr>
+          <w:p>
+            <w:pPr>
+              <w:rPr>
+                <w:rFonts w:eastAsiaTheme="minorEastAsia"/>
+              </w:rPr>
+            </w:pPr>
+          </w:p>
+        </w:tc>
+        <w:tc>
+          <w:tcPr>
+            <w:tcW w:w="1558" w:type="dxa"/>
+          </w:tcPr>
+          <w:p>
+            <w:pPr>
+              <w:rPr>
+                <w:rFonts w:eastAsiaTheme="minorEastAsia"/>
+              </w:rPr>
+            </w:pPr>
+          </w:p>
+        </w:tc>
+        <w:tc>
+          <w:tcPr>
+            <w:tcW w:w="1558" w:type="dxa"/>
+          </w:tcPr>
+          <w:p>
+            <w:pPr>
+              <w:rPr>
+                <w:rFonts w:eastAsiaTheme="minorEastAsia"/>
+              </w:rPr>
+            </w:pPr>
+          </w:p>
+        </w:tc>
+        <w:tc>
+          <w:tcPr>
+            <w:tcW w:w="1559" w:type="dxa"/>
+          </w:tcPr>
+          <w:p>
+            <w:pPr>
+              <w:rPr>
+                <w:rFonts w:eastAsiaTheme="minorEastAsia"/>
+              </w:rPr>
+            </w:pPr>
+          </w:p>
+        </w:tc>
+        <w:tc>
+          <w:tcPr>
+            <w:tcW w:w="1559" w:type="dxa"/>
+          </w:tcPr>
+          <w:p>
+            <w:pPr>
+              <w:rPr>
+                <w:rFonts w:eastAsiaTheme="minorEastAsia"/>
+              </w:rPr>
+            </w:pPr>
+          </w:p>
+        </w:tc>
+      </w:tr>
+      <w:tr>
+        <w:tc>
+          <w:tcPr>
+            <w:tcW w:w="1558" w:type="dxa"/>
+          </w:tcPr>
+          <w:p>
+            <w:pPr>
+              <w:rPr>
+                <w:rFonts w:eastAsiaTheme="minorEastAsia"/>
+              </w:rPr>
+            </w:pPr>
+            <m:oMathPara>
+              <m:oMath>
+                <m:d>
+                  <m:dPr>
+                    <m:ctrlPr>
+                      <w:rPr>
+                        <w:rFonts w:ascii="Cambria Math" w:eastAsiaTheme="minorEastAsia" w:hAnsi="Cambria Math"/>
+                        <w:i/>
+                      </w:rPr>
+                    </m:ctrlPr>
+                  </m:dPr>
+                  <m:e>
+                    <m:d>
+                      <m:dPr>
+                        <m:ctrlPr>
+                          <w:rPr>
+                            <w:rFonts w:ascii="Cambria Math" w:eastAsiaTheme="minorEastAsia" w:hAnsi="Cambria Math"/>
+                            <w:i/>
+                          </w:rPr>
+                        </m:ctrlPr>
+                      </m:dPr>
+                      <m:e>
+                        <m:r>
+                          <w:rPr>
+                            <w:rFonts w:ascii="Cambria Math" w:eastAsiaTheme="minorEastAsia" w:hAnsi="Cambria Math"/>
+                          </w:rPr>
+                          <m:t>1</m:t>
+                        </m:r>
+                      </m:e>
+                    </m:d>
+                    <m:r>
+                      <w:rPr>
+                        <w:rFonts w:ascii="Cambria Math" w:eastAsiaTheme="minorEastAsia" w:hAnsi="Cambria Math"/>
+                      </w:rPr>
+                      <m:t>,</m:t>
+                    </m:r>
+                    <m:d>
+                      <m:dPr>
+                        <m:ctrlPr>
+                          <w:rPr>
+                            <w:rFonts w:ascii="Cambria Math" w:eastAsiaTheme="minorEastAsia" w:hAnsi="Cambria Math"/>
+                            <w:i/>
+                          </w:rPr>
+                        </m:ctrlPr>
+                      </m:dPr>
+                      <m:e/>
+                    </m:d>
+                  </m:e>
+                </m:d>
+              </m:oMath>
+            </m:oMathPara>
+          </w:p>
+        </w:tc>
+        <w:tc>
+          <w:tcPr>
+            <w:tcW w:w="1558" w:type="dxa"/>
+          </w:tcPr>
+          <w:p>
+            <w:pPr>
+              <w:rPr>
+                <w:rFonts w:eastAsiaTheme="minorEastAsia"/>
+              </w:rPr>
+            </w:pPr>
+          </w:p>
+        </w:tc>
+        <w:tc>
+          <w:tcPr>
+            <w:tcW w:w="1558" w:type="dxa"/>
+          </w:tcPr>
+          <w:p>
+            <w:pPr>
+              <w:rPr>
+                <w:rFonts w:eastAsiaTheme="minorEastAsia"/>
+              </w:rPr>
+            </w:pPr>
+          </w:p>
+        </w:tc>
+        <w:tc>
+          <w:tcPr>
+            <w:tcW w:w="1558" w:type="dxa"/>
+          </w:tcPr>
+          <w:p>
+            <w:pPr>
+              <w:rPr>
+                <w:rFonts w:eastAsiaTheme="minorEastAsia"/>
+              </w:rPr>
+            </w:pPr>
+          </w:p>
+        </w:tc>
+        <w:tc>
+          <w:tcPr>
+            <w:tcW w:w="1559" w:type="dxa"/>
+          </w:tcPr>
+          <w:p>
+            <w:pPr>
+              <w:rPr>
+                <w:rFonts w:eastAsiaTheme="minorEastAsia"/>
+              </w:rPr>
+            </w:pPr>
+          </w:p>
+        </w:tc>
+        <w:tc>
+          <w:tcPr>
+            <w:tcW w:w="1559" w:type="dxa"/>
+          </w:tcPr>
+          <w:p>
+            <w:pPr>
+              <w:rPr>
+                <w:rFonts w:eastAsiaTheme="minorEastAsia"/>
+              </w:rPr>
+            </w:pPr>
+          </w:p>
+        </w:tc>
+      </w:tr>
+      <w:tr>
+        <w:tc>
+          <w:tcPr>
+            <w:tcW w:w="1558" w:type="dxa"/>
+          </w:tcPr>
+          <w:p>
+            <w:pPr>
+              <w:rPr>
+                <w:rFonts w:eastAsiaTheme="minorEastAsia"/>
+              </w:rPr>
+            </w:pPr>
+            <m:oMathPara>
+              <m:oMath>
+                <m:d>
+                  <m:dPr>
+                    <m:ctrlPr>
+                      <w:rPr>
+                        <w:rFonts w:ascii="Cambria Math" w:eastAsiaTheme="minorEastAsia" w:hAnsi="Cambria Math"/>
+                        <w:i/>
+                      </w:rPr>
+                    </m:ctrlPr>
+                  </m:dPr>
+                  <m:e>
+                    <m:d>
+                      <m:dPr>
+                        <m:ctrlPr>
+                          <w:rPr>
+                            <w:rFonts w:ascii="Cambria Math" w:eastAsiaTheme="minorEastAsia" w:hAnsi="Cambria Math"/>
+                            <w:i/>
+                          </w:rPr>
+                        </m:ctrlPr>
+                      </m:dPr>
+                      <m:e>
+                        <m:r>
+                          <w:rPr>
+                            <w:rFonts w:ascii="Cambria Math" w:eastAsiaTheme="minorEastAsia" w:hAnsi="Cambria Math"/>
+                          </w:rPr>
+                          <m:t>1</m:t>
+                        </m:r>
+                      </m:e>
+                    </m:d>
+                    <m:r>
+                      <w:rPr>
+                        <w:rFonts w:ascii="Cambria Math" w:eastAsiaTheme="minorEastAsia" w:hAnsi="Cambria Math"/>
+                      </w:rPr>
+                      <m:t>,</m:t>
+                    </m:r>
+                    <m:d>
+                      <m:dPr>
+                        <m:ctrlPr>
+                          <w:rPr>
+                            <w:rFonts w:ascii="Cambria Math" w:eastAsiaTheme="minorEastAsia" w:hAnsi="Cambria Math"/>
+                            <w:i/>
+                          </w:rPr>
+                        </m:ctrlPr>
+                      </m:dPr>
+                      <m:e/>
+                    </m:d>
+                  </m:e>
+                </m:d>
+              </m:oMath>
+            </m:oMathPara>
+          </w:p>
+        </w:tc>
+        <w:tc>
+          <w:tcPr>
+            <w:tcW w:w="1558" w:type="dxa"/>
+          </w:tcPr>
+          <w:p>
+            <w:pPr>
+              <w:rPr>
+                <w:rFonts w:eastAsiaTheme="minorEastAsia"/>
+              </w:rPr>
+            </w:pPr>
+          </w:p>
+        </w:tc>
+        <w:tc>
+          <w:tcPr>
+            <w:tcW w:w="1558" w:type="dxa"/>
+          </w:tcPr>
+          <w:p>
+            <w:pPr>
+              <w:rPr>
+                <w:rFonts w:eastAsiaTheme="minorEastAsia"/>
+              </w:rPr>
+            </w:pPr>
+          </w:p>
+        </w:tc>
+        <w:tc>
+          <w:tcPr>
+            <w:tcW w:w="1558" w:type="dxa"/>
+          </w:tcPr>
+          <w:p>
+            <w:pPr>
+              <w:rPr>
+                <w:rFonts w:eastAsiaTheme="minorEastAsia"/>
+              </w:rPr>
+            </w:pPr>
+          </w:p>
+        </w:tc>
+        <w:tc>
+          <w:tcPr>
+            <w:tcW w:w="1559" w:type="dxa"/>
+          </w:tcPr>
+          <w:p>
+            <w:pPr>
+              <w:rPr>
+                <w:rFonts w:eastAsiaTheme="minorEastAsia"/>
+              </w:rPr>
+            </w:pPr>
+          </w:p>
+        </w:tc>
+        <w:tc>
+          <w:tcPr>
+            <w:tcW w:w="1559" w:type="dxa"/>
+          </w:tcPr>
+          <w:p>
+            <w:pPr>
+              <w:rPr>
+                <w:rFonts w:eastAsiaTheme="minorEastAsia"/>
+              </w:rPr>
+            </w:pPr>
+          </w:p>
+        </w:tc>
+      </w:tr>
+      <w:tr>
+        <w:tc>
+          <w:tcPr>
+            <w:tcW w:w="1558" w:type="dxa"/>
+          </w:tcPr>
+          <w:p>
+            <w:pPr>
+              <w:rPr>
+                <w:rFonts w:eastAsiaTheme="minorEastAsia"/>
+              </w:rPr>
+            </w:pPr>
+            <m:oMathPara>
+              <m:oMath>
+                <m:d>
+                  <m:dPr>
+                    <m:ctrlPr>
+                      <w:rPr>
+                        <w:rFonts w:ascii="Cambria Math" w:eastAsiaTheme="minorEastAsia" w:hAnsi="Cambria Math"/>
+                        <w:i/>
+                      </w:rPr>
+                    </m:ctrlPr>
+                  </m:dPr>
+                  <m:e>
+                    <m:d>
+                      <m:dPr>
+                        <m:ctrlPr>
+                          <w:rPr>
+                            <w:rFonts w:ascii="Cambria Math" w:eastAsiaTheme="minorEastAsia" w:hAnsi="Cambria Math"/>
+                            <w:i/>
+                          </w:rPr>
+                        </m:ctrlPr>
+                      </m:dPr>
+                      <m:e>
+                        <m:r>
+                          <w:rPr>
+                            <w:rFonts w:ascii="Cambria Math" w:eastAsiaTheme="minorEastAsia" w:hAnsi="Cambria Math"/>
+                          </w:rPr>
+                          <m:t>1</m:t>
+                        </m:r>
+                      </m:e>
+                    </m:d>
+                    <m:r>
+                      <w:rPr>
+                        <w:rFonts w:ascii="Cambria Math" w:eastAsiaTheme="minorEastAsia" w:hAnsi="Cambria Math"/>
+                      </w:rPr>
+                      <m:t>,</m:t>
+                    </m:r>
+                    <m:d>
+                      <m:dPr>
+                        <m:ctrlPr>
+                          <w:rPr>
+                            <w:rFonts w:ascii="Cambria Math" w:eastAsiaTheme="minorEastAsia" w:hAnsi="Cambria Math"/>
+                            <w:i/>
+                          </w:rPr>
+                        </m:ctrlPr>
+                      </m:dPr>
+                      <m:e/>
+                    </m:d>
+                  </m:e>
+                </m:d>
+              </m:oMath>
+            </m:oMathPara>
+          </w:p>
+        </w:tc>
+        <w:tc>
+          <w:tcPr>
+            <w:tcW w:w="1558" w:type="dxa"/>
+          </w:tcPr>
+          <w:p>
+            <w:pPr>
+              <w:rPr>
+                <w:rFonts w:eastAsiaTheme="minorEastAsia"/>
+              </w:rPr>
+            </w:pPr>
+          </w:p>
+        </w:tc>
+        <w:tc>
+          <w:tcPr>
+            <w:tcW w:w="1558" w:type="dxa"/>
+          </w:tcPr>
+          <w:p>
+            <w:pPr>
+              <w:rPr>
+                <w:rFonts w:eastAsiaTheme="minorEastAsia"/>
+              </w:rPr>
+            </w:pPr>
+          </w:p>
+        </w:tc>
+        <w:tc>
+          <w:tcPr>
+            <w:tcW w:w="1558" w:type="dxa"/>
+          </w:tcPr>
+          <w:p>
+            <w:pPr>
+              <w:rPr>
+                <w:rFonts w:eastAsiaTheme="minorEastAsia"/>
+              </w:rPr>
+            </w:pPr>
+          </w:p>
+        </w:tc>
+        <w:tc>
+          <w:tcPr>
+            <w:tcW w:w="1559" w:type="dxa"/>
+          </w:tcPr>
+          <w:p>
+            <w:pPr>
+              <w:rPr>
+                <w:rFonts w:eastAsiaTheme="minorEastAsia"/>
+              </w:rPr>
+            </w:pPr>
+          </w:p>
+        </w:tc>
+        <w:tc>
+          <w:tcPr>
+            <w:tcW w:w="1559" w:type="dxa"/>
+          </w:tcPr>
+          <w:p>
+            <w:pPr>
+              <w:rPr>
+                <w:rFonts w:eastAsiaTheme="minorEastAsia"/>
+              </w:rPr>
+            </w:pPr>
+          </w:p>
+        </w:tc>
+      </w:tr>
+      <w:tr>
+        <w:tc>
+          <w:tcPr>
+            <w:tcW w:w="1558" w:type="dxa"/>
+          </w:tcPr>
+          <w:p>
+            <w:pPr>
+              <w:rPr>
+                <w:rFonts w:eastAsiaTheme="minorEastAsia"/>
+              </w:rPr>
+            </w:pPr>
+            <m:oMathPara>
+              <m:oMath>
+                <m:d>
+                  <m:dPr>
+                    <m:ctrlPr>
+                      <w:rPr>
+                        <w:rFonts w:ascii="Cambria Math" w:eastAsiaTheme="minorEastAsia" w:hAnsi="Cambria Math"/>
+                        <w:i/>
+                      </w:rPr>
+                    </m:ctrlPr>
+                  </m:dPr>
+                  <m:e>
+                    <m:d>
+                      <m:dPr>
+                        <m:ctrlPr>
+                          <w:rPr>
+                            <w:rFonts w:ascii="Cambria Math" w:eastAsiaTheme="minorEastAsia" w:hAnsi="Cambria Math"/>
+                            <w:i/>
+                          </w:rPr>
+                        </m:ctrlPr>
+                      </m:dPr>
+                      <m:e>
+                        <m:r>
+                          <w:rPr>
+                            <w:rFonts w:ascii="Cambria Math" w:eastAsiaTheme="minorEastAsia" w:hAnsi="Cambria Math"/>
+                          </w:rPr>
+                          <m:t>1</m:t>
+                        </m:r>
+                      </m:e>
+                    </m:d>
+                    <m:r>
+                      <w:rPr>
+                        <w:rFonts w:ascii="Cambria Math" w:eastAsiaTheme="minorEastAsia" w:hAnsi="Cambria Math"/>
+                      </w:rPr>
+                      <m:t>,</m:t>
+                    </m:r>
+                    <m:d>
+                      <m:dPr>
+                        <m:ctrlPr>
+                          <w:rPr>
+                            <w:rFonts w:ascii="Cambria Math" w:eastAsiaTheme="minorEastAsia" w:hAnsi="Cambria Math"/>
+                            <w:i/>
+                          </w:rPr>
+                        </m:ctrlPr>
+                      </m:dPr>
+                      <m:e/>
+                    </m:d>
+                  </m:e>
+                </m:d>
+              </m:oMath>
+            </m:oMathPara>
+          </w:p>
+        </w:tc>
+        <w:tc>
+          <w:tcPr>
+            <w:tcW w:w="1558" w:type="dxa"/>
+          </w:tcPr>
+          <w:p>
+            <w:pPr>
+              <w:rPr>
+                <w:rFonts w:eastAsiaTheme="minorEastAsia"/>
+              </w:rPr>
+            </w:pPr>
+          </w:p>
+        </w:tc>
+        <w:tc>
+          <w:tcPr>
+            <w:tcW w:w="1558" w:type="dxa"/>
+          </w:tcPr>
+          <w:p>
+            <w:pPr>
+              <w:rPr>
+                <w:rFonts w:eastAsiaTheme="minorEastAsia"/>
+              </w:rPr>
+            </w:pPr>
+          </w:p>
+        </w:tc>
+        <w:tc>
+          <w:tcPr>
+            <w:tcW w:w="1558" w:type="dxa"/>
+          </w:tcPr>
+          <w:p>
+            <w:pPr>
+              <w:rPr>
+                <w:rFonts w:eastAsiaTheme="minorEastAsia"/>
+              </w:rPr>
+            </w:pPr>
+          </w:p>
+        </w:tc>
+        <w:tc>
+          <w:tcPr>
+            <w:tcW w:w="1559" w:type="dxa"/>
+          </w:tcPr>
+          <w:p>
+            <w:pPr>
+              <w:rPr>
+                <w:rFonts w:eastAsiaTheme="minorEastAsia"/>
+              </w:rPr>
+            </w:pPr>
+          </w:p>
+        </w:tc>
+        <w:tc>
+          <w:tcPr>
+            <w:tcW w:w="1559" w:type="dxa"/>
+          </w:tcPr>
+          <w:p>
+            <w:pPr>
+              <w:rPr>
+                <w:rFonts w:eastAsiaTheme="minorEastAsia"/>
+              </w:rPr>
+            </w:pPr>
+          </w:p>
+        </w:tc>
+      </w:tr>
+      <w:tr>
+        <w:tc>
+          <w:tcPr>
+            <w:tcW w:w="1558" w:type="dxa"/>
+          </w:tcPr>
+          <w:p>
+            <w:pPr>
+              <w:rPr>
+                <w:rFonts w:eastAsiaTheme="minorEastAsia"/>
+              </w:rPr>
+            </w:pPr>
+            <m:oMathPara>
+              <m:oMath>
+                <m:d>
+                  <m:dPr>
+                    <m:ctrlPr>
+                      <w:rPr>
+                        <w:rFonts w:ascii="Cambria Math" w:eastAsiaTheme="minorEastAsia" w:hAnsi="Cambria Math"/>
+                        <w:i/>
+                      </w:rPr>
+                    </m:ctrlPr>
+                  </m:dPr>
+                  <m:e>
+                    <m:d>
+                      <m:dPr>
+                        <m:ctrlPr>
+                          <w:rPr>
+                            <w:rFonts w:ascii="Cambria Math" w:eastAsiaTheme="minorEastAsia" w:hAnsi="Cambria Math"/>
+                            <w:i/>
+                          </w:rPr>
+                        </m:ctrlPr>
+                      </m:dPr>
+                      <m:e>
+                        <m:r>
+                          <w:rPr>
+                            <w:rFonts w:ascii="Cambria Math" w:eastAsiaTheme="minorEastAsia" w:hAnsi="Cambria Math"/>
+                          </w:rPr>
+                          <m:t>1</m:t>
+                        </m:r>
+                      </m:e>
+                    </m:d>
+                    <m:r>
+                      <w:rPr>
+                        <w:rFonts w:ascii="Cambria Math" w:eastAsiaTheme="minorEastAsia" w:hAnsi="Cambria Math"/>
+                      </w:rPr>
+                      <m:t>,</m:t>
+                    </m:r>
+                    <m:d>
+                      <m:dPr>
+                        <m:ctrlPr>
+                          <w:rPr>
+                            <w:rFonts w:ascii="Cambria Math" w:eastAsiaTheme="minorEastAsia" w:hAnsi="Cambria Math"/>
+                            <w:i/>
+                          </w:rPr>
+                        </m:ctrlPr>
+                      </m:dPr>
+                      <m:e/>
+                    </m:d>
+                  </m:e>
+                </m:d>
+              </m:oMath>
+            </m:oMathPara>
+          </w:p>
+        </w:tc>
+        <w:tc>
+          <w:tcPr>
+            <w:tcW w:w="1558" w:type="dxa"/>
+          </w:tcPr>
+          <w:p>
+            <w:pPr>
+              <w:rPr>
+                <w:rFonts w:eastAsiaTheme="minorEastAsia"/>
+              </w:rPr>
+            </w:pPr>
+          </w:p>
+        </w:tc>
+        <w:tc>
+          <w:tcPr>
+            <w:tcW w:w="1558" w:type="dxa"/>
+          </w:tcPr>
+          <w:p>
+            <w:pPr>
+              <w:rPr>
+                <w:rFonts w:eastAsiaTheme="minorEastAsia"/>
+              </w:rPr>
+            </w:pPr>
+          </w:p>
+        </w:tc>
+        <w:tc>
+          <w:tcPr>
+            <w:tcW w:w="1558" w:type="dxa"/>
+          </w:tcPr>
+          <w:p>
+            <w:pPr>
+              <w:rPr>
+                <w:rFonts w:eastAsiaTheme="minorEastAsia"/>
+              </w:rPr>
+            </w:pPr>
+          </w:p>
+        </w:tc>
+        <w:tc>
+          <w:tcPr>
+            <w:tcW w:w="1559" w:type="dxa"/>
+          </w:tcPr>
+          <w:p>
+            <w:pPr>
+              <w:rPr>
+                <w:rFonts w:eastAsiaTheme="minorEastAsia"/>
+              </w:rPr>
+            </w:pPr>
+          </w:p>
+        </w:tc>
+        <w:tc>
+          <w:tcPr>
+            <w:tcW w:w="1559" w:type="dxa"/>
+          </w:tcPr>
+          <w:p>
+            <w:pPr>
+              <w:rPr>
+                <w:rFonts w:eastAsiaTheme="minorEastAsia"/>
+              </w:rPr>
+            </w:pPr>
+          </w:p>
+        </w:tc>
+      </w:tr>
+      <w:tr>
+        <w:tc>
+          <w:tcPr>
+            <w:tcW w:w="1558" w:type="dxa"/>
+          </w:tcPr>
+          <w:p>
+            <w:pPr>
+              <w:rPr>
+                <w:rFonts w:eastAsiaTheme="minorEastAsia"/>
+              </w:rPr>
+            </w:pPr>
+            <m:oMathPara>
+              <m:oMath>
+                <m:d>
+                  <m:dPr>
+                    <m:ctrlPr>
+                      <w:rPr>
+                        <w:rFonts w:ascii="Cambria Math" w:eastAsiaTheme="minorEastAsia" w:hAnsi="Cambria Math"/>
+                        <w:i/>
+                      </w:rPr>
+                    </m:ctrlPr>
+                  </m:dPr>
+                  <m:e>
+                    <m:d>
+                      <m:dPr>
+                        <m:ctrlPr>
+                          <w:rPr>
+                            <w:rFonts w:ascii="Cambria Math" w:eastAsiaTheme="minorEastAsia" w:hAnsi="Cambria Math"/>
+                            <w:i/>
+                          </w:rPr>
+                        </m:ctrlPr>
+                      </m:dPr>
+                      <m:e>
+                        <m:r>
+                          <w:rPr>
+                            <w:rFonts w:ascii="Cambria Math" w:eastAsiaTheme="minorEastAsia" w:hAnsi="Cambria Math"/>
+                          </w:rPr>
+                          <m:t>1</m:t>
+                        </m:r>
+                      </m:e>
+                    </m:d>
+                    <m:r>
+                      <w:rPr>
+                        <w:rFonts w:ascii="Cambria Math" w:eastAsiaTheme="minorEastAsia" w:hAnsi="Cambria Math"/>
+                      </w:rPr>
+                      <m:t>,</m:t>
+                    </m:r>
+                    <m:d>
+                      <m:dPr>
+                        <m:ctrlPr>
+                          <w:rPr>
+                            <w:rFonts w:ascii="Cambria Math" w:eastAsiaTheme="minorEastAsia" w:hAnsi="Cambria Math"/>
+                            <w:i/>
+                          </w:rPr>
+                        </m:ctrlPr>
+                      </m:dPr>
+                      <m:e/>
+                    </m:d>
+                  </m:e>
+                </m:d>
+              </m:oMath>
+            </m:oMathPara>
+          </w:p>
+        </w:tc>
+        <w:tc>
+          <w:tcPr>
+            <w:tcW w:w="1558" w:type="dxa"/>
+          </w:tcPr>
+          <w:p>
+            <w:pPr>
+              <w:rPr>
+                <w:rFonts w:eastAsiaTheme="minorEastAsia"/>
+              </w:rPr>
+            </w:pPr>
+          </w:p>
+        </w:tc>
+        <w:tc>
+          <w:tcPr>
+            <w:tcW w:w="1558" w:type="dxa"/>
+          </w:tcPr>
+          <w:p>
+            <w:pPr>
+              <w:rPr>
+                <w:rFonts w:eastAsiaTheme="minorEastAsia"/>
+              </w:rPr>
+            </w:pPr>
+          </w:p>
+        </w:tc>
+        <w:tc>
+          <w:tcPr>
+            <w:tcW w:w="1558" w:type="dxa"/>
+          </w:tcPr>
+          <w:p>
+            <w:pPr>
+              <w:rPr>
+                <w:rFonts w:eastAsiaTheme="minorEastAsia"/>
+              </w:rPr>
+            </w:pPr>
+          </w:p>
+        </w:tc>
+        <w:tc>
+          <w:tcPr>
+            <w:tcW w:w="1559" w:type="dxa"/>
+          </w:tcPr>
+          <w:p>
+            <w:pPr>
+              <w:rPr>
+                <w:rFonts w:eastAsiaTheme="minorEastAsia"/>
+              </w:rPr>
+            </w:pPr>
+          </w:p>
+        </w:tc>
+        <w:tc>
+          <w:tcPr>
+            <w:tcW w:w="1559" w:type="dxa"/>
+          </w:tcPr>
+          <w:p>
+            <w:pPr>
+              <w:rPr>
+                <w:rFonts w:eastAsiaTheme="minorEastAsia"/>
+              </w:rPr>
+            </w:pPr>
+          </w:p>
+        </w:tc>
+      </w:tr>
+      <w:tr>
+        <w:tc>
+          <w:tcPr>
+            <w:tcW w:w="1558" w:type="dxa"/>
+          </w:tcPr>
+          <w:p>
+            <w:pPr>
+              <w:rPr>
+                <w:rFonts w:eastAsiaTheme="minorEastAsia"/>
+              </w:rPr>
+            </w:pPr>
+            <m:oMathPara>
+              <m:oMath>
+                <m:d>
+                  <m:dPr>
+                    <m:ctrlPr>
+                      <w:rPr>
+                        <w:rFonts w:ascii="Cambria Math" w:eastAsiaTheme="minorEastAsia" w:hAnsi="Cambria Math"/>
+                        <w:i/>
+                      </w:rPr>
+                    </m:ctrlPr>
+                  </m:dPr>
+                  <m:e>
+                    <m:d>
+                      <m:dPr>
+                        <m:ctrlPr>
+                          <w:rPr>
+                            <w:rFonts w:ascii="Cambria Math" w:eastAsiaTheme="minorEastAsia" w:hAnsi="Cambria Math"/>
+                            <w:i/>
+                          </w:rPr>
+                        </m:ctrlPr>
+                      </m:dPr>
+                      <m:e>
+                        <m:r>
+                          <w:rPr>
+                            <w:rFonts w:ascii="Cambria Math" w:eastAsiaTheme="minorEastAsia" w:hAnsi="Cambria Math"/>
+                          </w:rPr>
+                          <m:t>2</m:t>
+                        </m:r>
+                      </m:e>
+                    </m:d>
+                    <m:r>
+                      <w:rPr>
+                        <w:rFonts w:ascii="Cambria Math" w:eastAsiaTheme="minorEastAsia" w:hAnsi="Cambria Math"/>
+                      </w:rPr>
+                      <m:t>,</m:t>
+                    </m:r>
+                    <m:d>
+                      <m:dPr>
+                        <m:ctrlPr>
+                          <w:rPr>
+                            <w:rFonts w:ascii="Cambria Math" w:eastAsiaTheme="minorEastAsia" w:hAnsi="Cambria Math"/>
+                            <w:i/>
+                          </w:rPr>
+                        </m:ctrlPr>
+                      </m:dPr>
+                      <m:e/>
+                    </m:d>
+                  </m:e>
+                </m:d>
+              </m:oMath>
+            </m:oMathPara>
+          </w:p>
+        </w:tc>
+        <w:tc>
+          <w:tcPr>
+            <w:tcW w:w="1558" w:type="dxa"/>
+          </w:tcPr>
+          <w:p>
+            <w:pPr>
+              <w:rPr>
+                <w:rFonts w:eastAsiaTheme="minorEastAsia"/>
+              </w:rPr>
+            </w:pPr>
+          </w:p>
+        </w:tc>
+        <w:tc>
+          <w:tcPr>
+            <w:tcW w:w="1558" w:type="dxa"/>
+          </w:tcPr>
+          <w:p>
+            <w:pPr>
+              <w:rPr>
+                <w:rFonts w:eastAsiaTheme="minorEastAsia"/>
+              </w:rPr>
+            </w:pPr>
+          </w:p>
+        </w:tc>
+        <w:tc>
+          <w:tcPr>
+            <w:tcW w:w="1558" w:type="dxa"/>
+          </w:tcPr>
+          <w:p>
+            <w:pPr>
+              <w:rPr>
+                <w:rFonts w:eastAsiaTheme="minorEastAsia"/>
+              </w:rPr>
+            </w:pPr>
+          </w:p>
+        </w:tc>
+        <w:tc>
+          <w:tcPr>
+            <w:tcW w:w="1559" w:type="dxa"/>
+          </w:tcPr>
+          <w:p>
+            <w:pPr>
+              <w:rPr>
+                <w:rFonts w:eastAsiaTheme="minorEastAsia"/>
+              </w:rPr>
+            </w:pPr>
+          </w:p>
+        </w:tc>
+        <w:tc>
+          <w:tcPr>
+            <w:tcW w:w="1559" w:type="dxa"/>
+          </w:tcPr>
+          <w:p>
+            <w:pPr>
+              <w:rPr>
+                <w:rFonts w:eastAsiaTheme="minorEastAsia"/>
+              </w:rPr>
+            </w:pPr>
+          </w:p>
+        </w:tc>
+      </w:tr>
+      <w:tr>
+        <w:tc>
+          <w:tcPr>
+            <w:tcW w:w="1558" w:type="dxa"/>
+          </w:tcPr>
+          <w:p>
+            <w:pPr>
+              <w:rPr>
+                <w:rFonts w:eastAsiaTheme="minorEastAsia"/>
+              </w:rPr>
+            </w:pPr>
+            <m:oMathPara>
+              <m:oMath>
+                <m:d>
+                  <m:dPr>
+                    <m:ctrlPr>
+                      <w:rPr>
+                        <w:rFonts w:ascii="Cambria Math" w:eastAsiaTheme="minorEastAsia" w:hAnsi="Cambria Math"/>
+                        <w:i/>
+                      </w:rPr>
+                    </m:ctrlPr>
+                  </m:dPr>
+                  <m:e>
+                    <m:d>
+                      <m:dPr>
+                        <m:ctrlPr>
+                          <w:rPr>
+                            <w:rFonts w:ascii="Cambria Math" w:eastAsiaTheme="minorEastAsia" w:hAnsi="Cambria Math"/>
+                            <w:i/>
+                          </w:rPr>
+                        </m:ctrlPr>
+                      </m:dPr>
+                      <m:e>
+                        <m:r>
+                          <w:rPr>
+                            <w:rFonts w:ascii="Cambria Math" w:eastAsiaTheme="minorEastAsia" w:hAnsi="Cambria Math"/>
+                          </w:rPr>
+                          <m:t>2</m:t>
+                        </m:r>
+                      </m:e>
+                    </m:d>
+                    <m:r>
+                      <w:rPr>
+                        <w:rFonts w:ascii="Cambria Math" w:eastAsiaTheme="minorEastAsia" w:hAnsi="Cambria Math"/>
+                      </w:rPr>
+                      <m:t>,</m:t>
+                    </m:r>
+                    <m:d>
+                      <m:dPr>
+                        <m:ctrlPr>
+                          <w:rPr>
+                            <w:rFonts w:ascii="Cambria Math" w:eastAsiaTheme="minorEastAsia" w:hAnsi="Cambria Math"/>
+                            <w:i/>
+                          </w:rPr>
+                        </m:ctrlPr>
+                      </m:dPr>
+                      <m:e/>
+                    </m:d>
+                  </m:e>
+                </m:d>
+              </m:oMath>
+            </m:oMathPara>
+          </w:p>
+        </w:tc>
+        <w:tc>
+          <w:tcPr>
+            <w:tcW w:w="1558" w:type="dxa"/>
+          </w:tcPr>
+          <w:p>
+            <w:pPr>
+              <w:rPr>
+                <w:rFonts w:eastAsiaTheme="minorEastAsia"/>
+              </w:rPr>
+            </w:pPr>
+          </w:p>
+        </w:tc>
+        <w:tc>
+          <w:tcPr>
+            <w:tcW w:w="1558" w:type="dxa"/>
+          </w:tcPr>
+          <w:p>
+            <w:pPr>
+              <w:rPr>
+                <w:rFonts w:eastAsiaTheme="minorEastAsia"/>
+              </w:rPr>
+            </w:pPr>
+          </w:p>
+        </w:tc>
+        <w:tc>
+          <w:tcPr>
+            <w:tcW w:w="1558" w:type="dxa"/>
+          </w:tcPr>
+          <w:p>
+            <w:pPr>
+              <w:rPr>
+                <w:rFonts w:eastAsiaTheme="minorEastAsia"/>
+              </w:rPr>
+            </w:pPr>
+          </w:p>
+        </w:tc>
+        <w:tc>
+          <w:tcPr>
+            <w:tcW w:w="1559" w:type="dxa"/>
+          </w:tcPr>
+          <w:p>
+            <w:pPr>
+              <w:rPr>
+                <w:rFonts w:eastAsiaTheme="minorEastAsia"/>
+              </w:rPr>
+            </w:pPr>
+          </w:p>
+        </w:tc>
+        <w:tc>
+          <w:tcPr>
+            <w:tcW w:w="1559" w:type="dxa"/>
+          </w:tcPr>
+          <w:p>
+            <w:pPr>
+              <w:rPr>
+                <w:rFonts w:eastAsiaTheme="minorEastAsia"/>
+              </w:rPr>
+            </w:pPr>
+          </w:p>
+        </w:tc>
+      </w:tr>
+      <w:tr>
+        <w:tc>
+          <w:tcPr>
+            <w:tcW w:w="1558" w:type="dxa"/>
+          </w:tcPr>
+          <w:p>
+            <w:pPr>
+              <w:rPr>
+                <w:rFonts w:eastAsiaTheme="minorEastAsia"/>
+              </w:rPr>
+            </w:pPr>
+            <m:oMathPara>
+              <m:oMath>
+                <m:d>
+                  <m:dPr>
+                    <m:ctrlPr>
+                      <w:rPr>
+                        <w:rFonts w:ascii="Cambria Math" w:eastAsiaTheme="minorEastAsia" w:hAnsi="Cambria Math"/>
+                        <w:i/>
+                      </w:rPr>
+                    </m:ctrlPr>
+                  </m:dPr>
+                  <m:e>
+                    <m:d>
+                      <m:dPr>
+                        <m:ctrlPr>
+                          <w:rPr>
+                            <w:rFonts w:ascii="Cambria Math" w:eastAsiaTheme="minorEastAsia" w:hAnsi="Cambria Math"/>
+                            <w:i/>
+                          </w:rPr>
+                        </m:ctrlPr>
+                      </m:dPr>
+                      <m:e>
+                        <m:r>
+                          <w:rPr>
+                            <w:rFonts w:ascii="Cambria Math" w:eastAsiaTheme="minorEastAsia" w:hAnsi="Cambria Math"/>
+                          </w:rPr>
+                          <m:t>2</m:t>
+                        </m:r>
+                      </m:e>
+                    </m:d>
+                    <m:r>
+                      <w:rPr>
+                        <w:rFonts w:ascii="Cambria Math" w:eastAsiaTheme="minorEastAsia" w:hAnsi="Cambria Math"/>
+                      </w:rPr>
+                      <m:t>,</m:t>
+                    </m:r>
+                    <m:d>
+                      <m:dPr>
+                        <m:ctrlPr>
+                          <w:rPr>
+                            <w:rFonts w:ascii="Cambria Math" w:eastAsiaTheme="minorEastAsia" w:hAnsi="Cambria Math"/>
+                            <w:i/>
+                          </w:rPr>
+                        </m:ctrlPr>
+                      </m:dPr>
+                      <m:e/>
+                    </m:d>
+                  </m:e>
+                </m:d>
+              </m:oMath>
+            </m:oMathPara>
+          </w:p>
+        </w:tc>
+        <w:tc>
+          <w:tcPr>
+            <w:tcW w:w="1558" w:type="dxa"/>
+          </w:tcPr>
+          <w:p>
+            <w:pPr>
+              <w:rPr>
+                <w:rFonts w:eastAsiaTheme="minorEastAsia"/>
+              </w:rPr>
+            </w:pPr>
+          </w:p>
+        </w:tc>
+        <w:tc>
+          <w:tcPr>
+            <w:tcW w:w="1558" w:type="dxa"/>
+          </w:tcPr>
+          <w:p>
+            <w:pPr>
+              <w:rPr>
+                <w:rFonts w:eastAsiaTheme="minorEastAsia"/>
+              </w:rPr>
+            </w:pPr>
+          </w:p>
+        </w:tc>
+        <w:tc>
+          <w:tcPr>
+            <w:tcW w:w="1558" w:type="dxa"/>
+          </w:tcPr>
+          <w:p>
+            <w:pPr>
+              <w:rPr>
+                <w:rFonts w:eastAsiaTheme="minorEastAsia"/>
+              </w:rPr>
+            </w:pPr>
+          </w:p>
+        </w:tc>
+        <w:tc>
+          <w:tcPr>
+            <w:tcW w:w="1559" w:type="dxa"/>
+          </w:tcPr>
+          <w:p>
+            <w:pPr>
+              <w:rPr>
+                <w:rFonts w:eastAsiaTheme="minorEastAsia"/>
+              </w:rPr>
+            </w:pPr>
+          </w:p>
+        </w:tc>
+        <w:tc>
+          <w:tcPr>
+            <w:tcW w:w="1559" w:type="dxa"/>
+          </w:tcPr>
+          <w:p>
+            <w:pPr>
+              <w:rPr>
+                <w:rFonts w:eastAsiaTheme="minorEastAsia"/>
+              </w:rPr>
+            </w:pPr>
+          </w:p>
+        </w:tc>
+      </w:tr>
+      <w:tr>
+        <w:tc>
+          <w:tcPr>
+            <w:tcW w:w="1558" w:type="dxa"/>
+          </w:tcPr>
+          <w:p>
+            <w:pPr>
+              <w:rPr>
+                <w:rFonts w:eastAsiaTheme="minorEastAsia"/>
+              </w:rPr>
+            </w:pPr>
+            <m:oMathPara>
+              <m:oMath>
+                <m:d>
+                  <m:dPr>
+                    <m:ctrlPr>
+                      <w:rPr>
+                        <w:rFonts w:ascii="Cambria Math" w:eastAsiaTheme="minorEastAsia" w:hAnsi="Cambria Math"/>
+                        <w:i/>
+                      </w:rPr>
+                    </m:ctrlPr>
+                  </m:dPr>
+                  <m:e>
+                    <m:d>
+                      <m:dPr>
+                        <m:ctrlPr>
+                          <w:rPr>
+                            <w:rFonts w:ascii="Cambria Math" w:eastAsiaTheme="minorEastAsia" w:hAnsi="Cambria Math"/>
+                            <w:i/>
+                          </w:rPr>
+                        </m:ctrlPr>
+                      </m:dPr>
+                      <m:e>
+                        <m:r>
+                          <w:rPr>
+                            <w:rFonts w:ascii="Cambria Math" w:eastAsiaTheme="minorEastAsia" w:hAnsi="Cambria Math"/>
+                          </w:rPr>
+                          <m:t>2</m:t>
+                        </m:r>
+                      </m:e>
+                    </m:d>
+                    <m:r>
+                      <w:rPr>
+                        <w:rFonts w:ascii="Cambria Math" w:eastAsiaTheme="minorEastAsia" w:hAnsi="Cambria Math"/>
+                      </w:rPr>
+                      <m:t>,</m:t>
+                    </m:r>
+                    <m:d>
+                      <m:dPr>
+                        <m:ctrlPr>
+                          <w:rPr>
+                            <w:rFonts w:ascii="Cambria Math" w:eastAsiaTheme="minorEastAsia" w:hAnsi="Cambria Math"/>
+                            <w:i/>
+                          </w:rPr>
+                        </m:ctrlPr>
+                      </m:dPr>
+                      <m:e/>
+                    </m:d>
+                  </m:e>
+                </m:d>
+              </m:oMath>
+            </m:oMathPara>
+          </w:p>
+        </w:tc>
+        <w:tc>
+          <w:tcPr>
+            <w:tcW w:w="1558" w:type="dxa"/>
+          </w:tcPr>
+          <w:p>
+            <w:pPr>
+              <w:rPr>
+                <w:rFonts w:eastAsiaTheme="minorEastAsia"/>
+              </w:rPr>
+            </w:pPr>
+          </w:p>
+        </w:tc>
+        <w:tc>
+          <w:tcPr>
+            <w:tcW w:w="1558" w:type="dxa"/>
+          </w:tcPr>
+          <w:p>
+            <w:pPr>
+              <w:rPr>
+                <w:rFonts w:eastAsiaTheme="minorEastAsia"/>
+              </w:rPr>
+            </w:pPr>
+          </w:p>
+        </w:tc>
+        <w:tc>
+          <w:tcPr>
+            <w:tcW w:w="1558" w:type="dxa"/>
+          </w:tcPr>
+          <w:p>
+            <w:pPr>
+              <w:rPr>
+                <w:rFonts w:eastAsiaTheme="minorEastAsia"/>
+              </w:rPr>
+            </w:pPr>
+          </w:p>
+        </w:tc>
+        <w:tc>
+          <w:tcPr>
+            <w:tcW w:w="1559" w:type="dxa"/>
+          </w:tcPr>
+          <w:p>
+            <w:pPr>
+              <w:rPr>
+                <w:rFonts w:eastAsiaTheme="minorEastAsia"/>
+              </w:rPr>
+            </w:pPr>
+          </w:p>
+        </w:tc>
+        <w:tc>
+          <w:tcPr>
+            <w:tcW w:w="1559" w:type="dxa"/>
+          </w:tcPr>
+          <w:p>
+            <w:pPr>
+              <w:rPr>
+                <w:rFonts w:eastAsiaTheme="minorEastAsia"/>
+              </w:rPr>
+            </w:pPr>
+          </w:p>
+        </w:tc>
+      </w:tr>
+      <w:tr>
+        <w:tc>
+          <w:tcPr>
+            <w:tcW w:w="1558" w:type="dxa"/>
+          </w:tcPr>
+          <w:p>
+            <w:pPr>
+              <w:rPr>
+                <w:rFonts w:eastAsiaTheme="minorEastAsia"/>
+              </w:rPr>
+            </w:pPr>
+            <m:oMathPara>
+              <m:oMath>
+                <m:d>
+                  <m:dPr>
+                    <m:ctrlPr>
+                      <w:rPr>
+                        <w:rFonts w:ascii="Cambria Math" w:eastAsiaTheme="minorEastAsia" w:hAnsi="Cambria Math"/>
+                        <w:i/>
+                      </w:rPr>
+                    </m:ctrlPr>
+                  </m:dPr>
+                  <m:e>
+                    <m:d>
+                      <m:dPr>
+                        <m:ctrlPr>
+                          <w:rPr>
+                            <w:rFonts w:ascii="Cambria Math" w:eastAsiaTheme="minorEastAsia" w:hAnsi="Cambria Math"/>
+                            <w:i/>
+                          </w:rPr>
+                        </m:ctrlPr>
+                      </m:dPr>
+                      <m:e>
+                        <m:r>
+                          <w:rPr>
+                            <w:rFonts w:ascii="Cambria Math" w:eastAsiaTheme="minorEastAsia" w:hAnsi="Cambria Math"/>
+                          </w:rPr>
+                          <m:t>2</m:t>
+                        </m:r>
+                      </m:e>
+                    </m:d>
+                    <m:r>
+                      <w:rPr>
+                        <w:rFonts w:ascii="Cambria Math" w:eastAsiaTheme="minorEastAsia" w:hAnsi="Cambria Math"/>
+                      </w:rPr>
+                      <m:t>,</m:t>
+                    </m:r>
+                    <m:d>
+                      <m:dPr>
+                        <m:ctrlPr>
+                          <w:rPr>
+                            <w:rFonts w:ascii="Cambria Math" w:eastAsiaTheme="minorEastAsia" w:hAnsi="Cambria Math"/>
+                            <w:i/>
+                          </w:rPr>
+                        </m:ctrlPr>
+                      </m:dPr>
+                      <m:e/>
+                    </m:d>
+                  </m:e>
+                </m:d>
+              </m:oMath>
+            </m:oMathPara>
+          </w:p>
+        </w:tc>
+        <w:tc>
+          <w:tcPr>
+            <w:tcW w:w="1558" w:type="dxa"/>
+          </w:tcPr>
+          <w:p>
+            <w:pPr>
+              <w:rPr>
+                <w:rFonts w:eastAsiaTheme="minorEastAsia"/>
+              </w:rPr>
+            </w:pPr>
+          </w:p>
+        </w:tc>
+        <w:tc>
+          <w:tcPr>
+            <w:tcW w:w="1558" w:type="dxa"/>
+          </w:tcPr>
+          <w:p>
+            <w:pPr>
+              <w:rPr>
+                <w:rFonts w:eastAsiaTheme="minorEastAsia"/>
+              </w:rPr>
+            </w:pPr>
+          </w:p>
+        </w:tc>
+        <w:tc>
+          <w:tcPr>
+            <w:tcW w:w="1558" w:type="dxa"/>
+          </w:tcPr>
+          <w:p>
+            <w:pPr>
+              <w:rPr>
+                <w:rFonts w:eastAsiaTheme="minorEastAsia"/>
+              </w:rPr>
+            </w:pPr>
+          </w:p>
+        </w:tc>
+        <w:tc>
+          <w:tcPr>
+            <w:tcW w:w="1559" w:type="dxa"/>
+          </w:tcPr>
+          <w:p>
+            <w:pPr>
+              <w:rPr>
+                <w:rFonts w:eastAsiaTheme="minorEastAsia"/>
+              </w:rPr>
+            </w:pPr>
+          </w:p>
+        </w:tc>
+        <w:tc>
+          <w:tcPr>
+            <w:tcW w:w="1559" w:type="dxa"/>
+          </w:tcPr>
+          <w:p>
+            <w:pPr>
+              <w:rPr>
+                <w:rFonts w:eastAsiaTheme="minorEastAsia"/>
+              </w:rPr>
+            </w:pPr>
+          </w:p>
+        </w:tc>
+      </w:tr>
+      <w:tr>
+        <w:tc>
+          <w:tcPr>
+            <w:tcW w:w="1558" w:type="dxa"/>
+          </w:tcPr>
+          <w:p>
+            <w:pPr>
+              <w:rPr>
+                <w:rFonts w:eastAsiaTheme="minorEastAsia"/>
+              </w:rPr>
+            </w:pPr>
+            <m:oMathPara>
+              <m:oMath>
+                <m:d>
+                  <m:dPr>
+                    <m:ctrlPr>
+                      <w:rPr>
+                        <w:rFonts w:ascii="Cambria Math" w:eastAsiaTheme="minorEastAsia" w:hAnsi="Cambria Math"/>
+                        <w:i/>
+                      </w:rPr>
+                    </m:ctrlPr>
+                  </m:dPr>
+                  <m:e>
+                    <m:d>
+                      <m:dPr>
+                        <m:ctrlPr>
+                          <w:rPr>
+                            <w:rFonts w:ascii="Cambria Math" w:eastAsiaTheme="minorEastAsia" w:hAnsi="Cambria Math"/>
+                            <w:i/>
+                          </w:rPr>
+                        </m:ctrlPr>
+                      </m:dPr>
+                      <m:e>
+                        <m:r>
+                          <w:rPr>
+                            <w:rFonts w:ascii="Cambria Math" w:eastAsiaTheme="minorEastAsia" w:hAnsi="Cambria Math"/>
+                          </w:rPr>
+                          <m:t>2</m:t>
+                        </m:r>
+                      </m:e>
+                    </m:d>
+                    <m:r>
+                      <w:rPr>
+                        <w:rFonts w:ascii="Cambria Math" w:eastAsiaTheme="minorEastAsia" w:hAnsi="Cambria Math"/>
+                      </w:rPr>
+                      <m:t>,</m:t>
+                    </m:r>
+                    <m:d>
+                      <m:dPr>
+                        <m:ctrlPr>
+                          <w:rPr>
+                            <w:rFonts w:ascii="Cambria Math" w:eastAsiaTheme="minorEastAsia" w:hAnsi="Cambria Math"/>
+                            <w:i/>
+                          </w:rPr>
+                        </m:ctrlPr>
+                      </m:dPr>
+                      <m:e/>
+                    </m:d>
+                  </m:e>
+                </m:d>
+              </m:oMath>
+            </m:oMathPara>
+          </w:p>
+        </w:tc>
+        <w:tc>
+          <w:tcPr>
+            <w:tcW w:w="1558" w:type="dxa"/>
+          </w:tcPr>
+          <w:p>
+            <w:pPr>
+              <w:rPr>
+                <w:rFonts w:eastAsiaTheme="minorEastAsia"/>
+              </w:rPr>
+            </w:pPr>
+          </w:p>
+        </w:tc>
+        <w:tc>
+          <w:tcPr>
+            <w:tcW w:w="1558" w:type="dxa"/>
+          </w:tcPr>
+          <w:p>
+            <w:pPr>
+              <w:rPr>
+                <w:rFonts w:eastAsiaTheme="minorEastAsia"/>
+              </w:rPr>
+            </w:pPr>
+          </w:p>
+        </w:tc>
+        <w:tc>
+          <w:tcPr>
+            <w:tcW w:w="1558" w:type="dxa"/>
+          </w:tcPr>
+          <w:p>
+            <w:pPr>
+              <w:rPr>
+                <w:rFonts w:eastAsiaTheme="minorEastAsia"/>
+              </w:rPr>
+            </w:pPr>
+          </w:p>
+        </w:tc>
+        <w:tc>
+          <w:tcPr>
+            <w:tcW w:w="1559" w:type="dxa"/>
+          </w:tcPr>
+          <w:p>
+            <w:pPr>
+              <w:rPr>
+                <w:rFonts w:eastAsiaTheme="minorEastAsia"/>
+              </w:rPr>
+            </w:pPr>
+          </w:p>
+        </w:tc>
+        <w:tc>
+          <w:tcPr>
+            <w:tcW w:w="1559" w:type="dxa"/>
+          </w:tcPr>
+          <w:p>
+            <w:pPr>
+              <w:rPr>
+                <w:rFonts w:eastAsiaTheme="minorEastAsia"/>
+              </w:rPr>
+            </w:pPr>
+          </w:p>
+        </w:tc>
+      </w:tr>
+      <w:tr>
+        <w:tc>
+          <w:tcPr>
+            <w:tcW w:w="1558" w:type="dxa"/>
+          </w:tcPr>
+          <w:p>
+            <w:pPr>
+              <w:rPr>
+                <w:rFonts w:eastAsiaTheme="minorEastAsia"/>
+              </w:rPr>
+            </w:pPr>
+            <m:oMathPara>
+              <m:oMath>
+                <m:d>
+                  <m:dPr>
+                    <m:ctrlPr>
+                      <w:rPr>
+                        <w:rFonts w:ascii="Cambria Math" w:eastAsiaTheme="minorEastAsia" w:hAnsi="Cambria Math"/>
+                        <w:i/>
+                      </w:rPr>
+                    </m:ctrlPr>
+                  </m:dPr>
+                  <m:e>
+                    <m:d>
+                      <m:dPr>
+                        <m:ctrlPr>
+                          <w:rPr>
+                            <w:rFonts w:ascii="Cambria Math" w:eastAsiaTheme="minorEastAsia" w:hAnsi="Cambria Math"/>
+                            <w:i/>
+                          </w:rPr>
+                        </m:ctrlPr>
+                      </m:dPr>
+                      <m:e>
+                        <m:r>
+                          <w:rPr>
+                            <w:rFonts w:ascii="Cambria Math" w:eastAsiaTheme="minorEastAsia" w:hAnsi="Cambria Math"/>
+                          </w:rPr>
+                          <m:t>2</m:t>
+                        </m:r>
+                      </m:e>
+                    </m:d>
+                    <m:r>
+                      <w:rPr>
+                        <w:rFonts w:ascii="Cambria Math" w:eastAsiaTheme="minorEastAsia" w:hAnsi="Cambria Math"/>
+                      </w:rPr>
+                      <m:t>,</m:t>
+                    </m:r>
+                    <m:d>
+                      <m:dPr>
+                        <m:ctrlPr>
+                          <w:rPr>
+                            <w:rFonts w:ascii="Cambria Math" w:eastAsiaTheme="minorEastAsia" w:hAnsi="Cambria Math"/>
+                            <w:i/>
+                          </w:rPr>
+                        </m:ctrlPr>
+                      </m:dPr>
+                      <m:e/>
+                    </m:d>
+                  </m:e>
+                </m:d>
+              </m:oMath>
+            </m:oMathPara>
+          </w:p>
+        </w:tc>
+        <w:tc>
+          <w:tcPr>
+            <w:tcW w:w="1558" w:type="dxa"/>
+          </w:tcPr>
+          <w:p>
+            <w:pPr>
+              <w:rPr>
+                <w:rFonts w:eastAsiaTheme="minorEastAsia"/>
+              </w:rPr>
+            </w:pPr>
+          </w:p>
+        </w:tc>
+        <w:tc>
+          <w:tcPr>
+            <w:tcW w:w="1558" w:type="dxa"/>
+          </w:tcPr>
+          <w:p>
+            <w:pPr>
+              <w:rPr>
+                <w:rFonts w:eastAsiaTheme="minorEastAsia"/>
+              </w:rPr>
+            </w:pPr>
+          </w:p>
+        </w:tc>
+        <w:tc>
+          <w:tcPr>
+            <w:tcW w:w="1558" w:type="dxa"/>
+          </w:tcPr>
+          <w:p>
+            <w:pPr>
+              <w:rPr>
+                <w:rFonts w:eastAsiaTheme="minorEastAsia"/>
+              </w:rPr>
+            </w:pPr>
+          </w:p>
+        </w:tc>
+        <w:tc>
+          <w:tcPr>
+            <w:tcW w:w="1559" w:type="dxa"/>
+          </w:tcPr>
+          <w:p>
+            <w:pPr>
+              <w:rPr>
+                <w:rFonts w:eastAsiaTheme="minorEastAsia"/>
+              </w:rPr>
+            </w:pPr>
+          </w:p>
+        </w:tc>
+        <w:tc>
+          <w:tcPr>
+            <w:tcW w:w="1559" w:type="dxa"/>
+          </w:tcPr>
+          <w:p>
+            <w:pPr>
+              <w:rPr>
+                <w:rFonts w:eastAsiaTheme="minorEastAsia"/>
+              </w:rPr>
+            </w:pPr>
+          </w:p>
+        </w:tc>
+      </w:tr>
+      <w:tr>
+        <w:tc>
+          <w:tcPr>
+            <w:tcW w:w="1558" w:type="dxa"/>
+          </w:tcPr>
+          <w:p>
+            <w:pPr>
+              <w:rPr>
+                <w:rFonts w:eastAsiaTheme="minorEastAsia"/>
+              </w:rPr>
+            </w:pPr>
+            <m:oMathPara>
+              <m:oMath>
+                <m:d>
+                  <m:dPr>
+                    <m:ctrlPr>
+                      <w:rPr>
+                        <w:rFonts w:ascii="Cambria Math" w:eastAsiaTheme="minorEastAsia" w:hAnsi="Cambria Math"/>
+                        <w:i/>
+                      </w:rPr>
+                    </m:ctrlPr>
+                  </m:dPr>
+                  <m:e>
+                    <m:d>
+                      <m:dPr>
+                        <m:ctrlPr>
+                          <w:rPr>
+                            <w:rFonts w:ascii="Cambria Math" w:eastAsiaTheme="minorEastAsia" w:hAnsi="Cambria Math"/>
+                            <w:i/>
+                          </w:rPr>
+                        </m:ctrlPr>
+                      </m:dPr>
+                      <m:e>
+                        <m:r>
+                          <w:rPr>
+                            <w:rFonts w:ascii="Cambria Math" w:eastAsiaTheme="minorEastAsia" w:hAnsi="Cambria Math"/>
+                          </w:rPr>
+                          <m:t>2</m:t>
+                        </m:r>
+                      </m:e>
+                    </m:d>
+                    <m:r>
+                      <w:rPr>
+                        <w:rFonts w:ascii="Cambria Math" w:eastAsiaTheme="minorEastAsia" w:hAnsi="Cambria Math"/>
+                      </w:rPr>
+                      <m:t>,</m:t>
+                    </m:r>
+                    <m:d>
+                      <m:dPr>
+                        <m:ctrlPr>
+                          <w:rPr>
+                            <w:rFonts w:ascii="Cambria Math" w:eastAsiaTheme="minorEastAsia" w:hAnsi="Cambria Math"/>
+                            <w:i/>
+                          </w:rPr>
+                        </m:ctrlPr>
+                      </m:dPr>
+                      <m:e/>
+                    </m:d>
+                  </m:e>
+                </m:d>
+              </m:oMath>
+            </m:oMathPara>
+          </w:p>
+        </w:tc>
+        <w:tc>
+          <w:tcPr>
+            <w:tcW w:w="1558" w:type="dxa"/>
+          </w:tcPr>
+          <w:p>
+            <w:pPr>
+              <w:rPr>
+                <w:rFonts w:eastAsiaTheme="minorEastAsia"/>
+              </w:rPr>
+            </w:pPr>
+          </w:p>
+        </w:tc>
+        <w:tc>
+          <w:tcPr>
+            <w:tcW w:w="1558" w:type="dxa"/>
+          </w:tcPr>
+          <w:p>
+            <w:pPr>
+              <w:rPr>
+                <w:rFonts w:eastAsiaTheme="minorEastAsia"/>
+              </w:rPr>
+            </w:pPr>
+          </w:p>
+        </w:tc>
+        <w:tc>
+          <w:tcPr>
+            <w:tcW w:w="1558" w:type="dxa"/>
+          </w:tcPr>
+          <w:p>
+            <w:pPr>
+              <w:rPr>
+                <w:rFonts w:eastAsiaTheme="minorEastAsia"/>
+              </w:rPr>
+            </w:pPr>
+          </w:p>
+        </w:tc>
+        <w:tc>
+          <w:tcPr>
+            <w:tcW w:w="1559" w:type="dxa"/>
+          </w:tcPr>
+          <w:p>
+            <w:pPr>
+              <w:rPr>
+                <w:rFonts w:eastAsiaTheme="minorEastAsia"/>
+              </w:rPr>
+            </w:pPr>
+          </w:p>
+        </w:tc>
+        <w:tc>
+          <w:tcPr>
+            <w:tcW w:w="1559" w:type="dxa"/>
+          </w:tcPr>
+          <w:p>
+            <w:pPr>
+              <w:rPr>
+                <w:rFonts w:eastAsiaTheme="minorEastAsia"/>
+              </w:rPr>
+            </w:pPr>
+          </w:p>
+        </w:tc>
+      </w:tr>
+    </w:tbl>
     <w:p>
       <w:pPr>
         <w:spacing w:line="240" w:lineRule="auto"/>
@@ -20157,12 +22622,43 @@
       </w:pPr>
     </w:p>
     <w:p>
+      <w:r>
+        <w:t>The Payoff table:</w:t>
+      </w:r>
+    </w:p>
+    <w:p/>
+    <w:p/>
+    <w:p>
       <w:pPr>
         <w:spacing w:line="240" w:lineRule="auto"/>
         <w:rPr>
           <w:rFonts w:eastAsiaTheme="minorEastAsia"/>
         </w:rPr>
       </w:pPr>
+    </w:p>
+    <w:p>
+      <w:pPr>
+        <w:spacing w:line="240" w:lineRule="auto"/>
+        <w:rPr>
+          <w:rFonts w:eastAsiaTheme="minorEastAsia"/>
+        </w:rPr>
+      </w:pPr>
+    </w:p>
+    <w:p>
+      <w:pPr>
+        <w:spacing w:line="240" w:lineRule="auto"/>
+        <w:rPr>
+          <w:rFonts w:eastAsiaTheme="minorEastAsia"/>
+        </w:rPr>
+      </w:pPr>
+    </w:p>
+    <w:p>
+      <w:pPr>
+        <w:spacing w:line="240" w:lineRule="auto"/>
+        <w:rPr>
+          <w:rFonts w:eastAsiaTheme="minorEastAsia"/>
+        </w:rPr>
+      </w:pPr>
       <w:r>
         <w:rPr>
           <w:rFonts w:eastAsiaTheme="minorEastAsia"/>
@@ -20181,21 +22677,19 @@
         <w:rPr>
           <w:rFonts w:eastAsiaTheme="minorEastAsia"/>
         </w:rPr>
-        <w:t xml:space="preserve">. The theory of these games is particularly simple and </w:t>
-      </w:r>
-      <w:proofErr w:type="gramStart"/>
-      <w:r>
-        <w:rPr>
-          <w:rFonts w:eastAsiaTheme="minorEastAsia"/>
-        </w:rPr>
-        <w:t>complete</w:t>
-      </w:r>
-      <w:proofErr w:type="gramEnd"/>
-      <w:r>
-        <w:rPr>
-          <w:rFonts w:eastAsiaTheme="minorEastAsia"/>
-        </w:rPr>
-        <w:t xml:space="preserve"> and we will consider only such games in our discussion.</w:t>
+        <w:t xml:space="preserve">. The theory of these games is particularly simple and complete </w:t>
+      </w:r>
+      <w:r>
+        <w:rPr>
+          <w:rFonts w:eastAsiaTheme="minorEastAsia"/>
+        </w:rPr>
+        <w:t>;</w:t>
+      </w:r>
+      <w:r>
+        <w:rPr>
+          <w:rFonts w:eastAsiaTheme="minorEastAsia"/>
+        </w:rPr>
+        <w:t xml:space="preserve"> we will consider only such games in our discussion.</w:t>
       </w:r>
     </w:p>
     <w:p>
@@ -21531,6 +24025,7 @@
         <w:rPr>
           <w:rFonts w:eastAsiaTheme="minorEastAsia"/>
         </w:rPr>
+        <w:lastRenderedPageBreak/>
         <w:t xml:space="preserve">Since for two-person zero sum game we have </w:t>
       </w:r>
       <m:oMath>
@@ -23527,7 +26022,6 @@
         </w:rPr>
       </w:pPr>
       <w:r>
-        <w:lastRenderedPageBreak/>
         <w:t xml:space="preserve">If </w:t>
       </w:r>
       <m:oMath>
@@ -24530,26 +27024,827 @@
           <w:rFonts w:eastAsiaTheme="minorEastAsia"/>
         </w:rPr>
       </w:pPr>
-      <w:r>
-        <w:rPr>
-          <w:rFonts w:eastAsiaTheme="minorEastAsia"/>
-        </w:rPr>
-        <w:t>M(</w:t>
-      </w:r>
-      <w:proofErr w:type="spellStart"/>
-      <w:r>
-        <w:rPr>
-          <w:rFonts w:eastAsiaTheme="minorEastAsia"/>
-        </w:rPr>
-        <w:t>x,y</w:t>
-      </w:r>
-      <w:proofErr w:type="spellEnd"/>
-      <w:r>
-        <w:rPr>
-          <w:rFonts w:eastAsiaTheme="minorEastAsia"/>
-        </w:rPr>
-        <w:t>)=</w:t>
-      </w:r>
+      <m:oMath>
+        <m:r>
+          <w:rPr>
+            <w:rFonts w:ascii="Cambria Math" w:eastAsiaTheme="minorEastAsia" w:hAnsi="Cambria Math"/>
+          </w:rPr>
+          <m:t>M(x,y)=</m:t>
+        </m:r>
+        <m:f>
+          <m:fPr>
+            <m:ctrlPr>
+              <w:rPr>
+                <w:rFonts w:ascii="Cambria Math" w:eastAsiaTheme="minorEastAsia" w:hAnsi="Cambria Math"/>
+                <w:i/>
+              </w:rPr>
+            </m:ctrlPr>
+          </m:fPr>
+          <m:num>
+            <m:r>
+              <w:rPr>
+                <w:rFonts w:ascii="Cambria Math" w:eastAsiaTheme="minorEastAsia" w:hAnsi="Cambria Math"/>
+              </w:rPr>
+              <m:t>xy</m:t>
+            </m:r>
+          </m:num>
+          <m:den>
+            <m:d>
+              <m:dPr>
+                <m:begChr m:val="|"/>
+                <m:endChr m:val="|"/>
+                <m:ctrlPr>
+                  <w:rPr>
+                    <w:rFonts w:ascii="Cambria Math" w:eastAsiaTheme="minorEastAsia" w:hAnsi="Cambria Math"/>
+                    <w:i/>
+                  </w:rPr>
+                </m:ctrlPr>
+              </m:dPr>
+              <m:e>
+                <m:r>
+                  <w:rPr>
+                    <w:rFonts w:ascii="Cambria Math" w:eastAsiaTheme="minorEastAsia" w:hAnsi="Cambria Math"/>
+                  </w:rPr>
+                  <m:t>x</m:t>
+                </m:r>
+              </m:e>
+            </m:d>
+            <m:r>
+              <w:rPr>
+                <w:rFonts w:ascii="Cambria Math" w:eastAsiaTheme="minorEastAsia" w:hAnsi="Cambria Math"/>
+              </w:rPr>
+              <m:t>∙</m:t>
+            </m:r>
+            <m:d>
+              <m:dPr>
+                <m:begChr m:val="|"/>
+                <m:endChr m:val="|"/>
+                <m:ctrlPr>
+                  <w:rPr>
+                    <w:rFonts w:ascii="Cambria Math" w:eastAsiaTheme="minorEastAsia" w:hAnsi="Cambria Math"/>
+                    <w:i/>
+                  </w:rPr>
+                </m:ctrlPr>
+              </m:dPr>
+              <m:e>
+                <m:r>
+                  <w:rPr>
+                    <w:rFonts w:ascii="Cambria Math" w:eastAsiaTheme="minorEastAsia" w:hAnsi="Cambria Math"/>
+                  </w:rPr>
+                  <m:t>y</m:t>
+                </m:r>
+              </m:e>
+            </m:d>
+          </m:den>
+        </m:f>
+      </m:oMath>
+      <w:r>
+        <w:rPr>
+          <w:rFonts w:eastAsiaTheme="minorEastAsia"/>
+        </w:rPr>
+        <w:t xml:space="preserve"> </w:t>
+      </w:r>
+    </w:p>
+    <w:p>
+      <w:pPr>
+        <w:spacing w:line="240" w:lineRule="auto"/>
+        <w:rPr>
+          <w:rFonts w:eastAsiaTheme="minorEastAsia"/>
+        </w:rPr>
+      </w:pPr>
+    </w:p>
+    <w:p>
+      <w:pPr>
+        <w:spacing w:line="240" w:lineRule="auto"/>
+        <w:rPr>
+          <w:rFonts w:eastAsiaTheme="minorEastAsia"/>
+        </w:rPr>
+      </w:pPr>
+      <w:r>
+        <w:rPr>
+          <w:rFonts w:eastAsiaTheme="minorEastAsia"/>
+        </w:rPr>
+        <w:t xml:space="preserve">Then </w:t>
+      </w:r>
+      <m:oMath>
+        <m:r>
+          <w:rPr>
+            <w:rFonts w:ascii="Cambria Math" w:eastAsiaTheme="minorEastAsia" w:hAnsi="Cambria Math"/>
+          </w:rPr>
+          <m:t>G</m:t>
+        </m:r>
+        <m:r>
+          <w:rPr>
+            <w:rFonts w:ascii="Cambria Math" w:eastAsiaTheme="minorEastAsia" w:hAnsi="Cambria Math"/>
+          </w:rPr>
+          <m:t>'</m:t>
+        </m:r>
+        <m:r>
+          <w:rPr>
+            <w:rFonts w:ascii="Cambria Math" w:eastAsiaTheme="minorEastAsia" w:hAnsi="Cambria Math"/>
+          </w:rPr>
+          <m:t>=(X</m:t>
+        </m:r>
+        <m:r>
+          <w:rPr>
+            <w:rFonts w:ascii="Cambria Math" w:eastAsiaTheme="minorEastAsia" w:hAnsi="Cambria Math"/>
+          </w:rPr>
+          <m:t>'</m:t>
+        </m:r>
+        <m:r>
+          <w:rPr>
+            <w:rFonts w:ascii="Cambria Math" w:eastAsiaTheme="minorEastAsia" w:hAnsi="Cambria Math"/>
+          </w:rPr>
+          <m:t>,Y</m:t>
+        </m:r>
+        <m:r>
+          <w:rPr>
+            <w:rFonts w:ascii="Cambria Math" w:eastAsiaTheme="minorEastAsia" w:hAnsi="Cambria Math"/>
+          </w:rPr>
+          <m:t>'</m:t>
+        </m:r>
+        <m:r>
+          <w:rPr>
+            <w:rFonts w:ascii="Cambria Math" w:eastAsiaTheme="minorEastAsia" w:hAnsi="Cambria Math"/>
+          </w:rPr>
+          <m:t>,</m:t>
+        </m:r>
+        <m:sSup>
+          <m:sSupPr>
+            <m:ctrlPr>
+              <w:rPr>
+                <w:rFonts w:ascii="Cambria Math" w:eastAsiaTheme="minorEastAsia" w:hAnsi="Cambria Math"/>
+                <w:i/>
+              </w:rPr>
+            </m:ctrlPr>
+          </m:sSupPr>
+          <m:e>
+            <m:r>
+              <w:rPr>
+                <w:rFonts w:ascii="Cambria Math" w:eastAsiaTheme="minorEastAsia" w:hAnsi="Cambria Math"/>
+              </w:rPr>
+              <m:t>M</m:t>
+            </m:r>
+          </m:e>
+          <m:sup>
+            <m:r>
+              <w:rPr>
+                <w:rFonts w:ascii="Cambria Math" w:eastAsiaTheme="minorEastAsia" w:hAnsi="Cambria Math"/>
+              </w:rPr>
+              <m:t>'</m:t>
+            </m:r>
+          </m:sup>
+        </m:sSup>
+        <m:r>
+          <w:rPr>
+            <w:rFonts w:ascii="Cambria Math" w:eastAsiaTheme="minorEastAsia" w:hAnsi="Cambria Math"/>
+          </w:rPr>
+          <m:t>)</m:t>
+        </m:r>
+      </m:oMath>
+      <w:r>
+        <w:rPr>
+          <w:rFonts w:eastAsiaTheme="minorEastAsia"/>
+        </w:rPr>
+        <w:t xml:space="preserve"> , where </w:t>
+      </w:r>
+      <m:oMath>
+        <m:sSup>
+          <m:sSupPr>
+            <m:ctrlPr>
+              <w:rPr>
+                <w:rFonts w:ascii="Cambria Math" w:eastAsiaTheme="minorEastAsia" w:hAnsi="Cambria Math"/>
+                <w:i/>
+              </w:rPr>
+            </m:ctrlPr>
+          </m:sSupPr>
+          <m:e>
+            <m:r>
+              <w:rPr>
+                <w:rFonts w:ascii="Cambria Math" w:eastAsiaTheme="minorEastAsia" w:hAnsi="Cambria Math"/>
+              </w:rPr>
+              <m:t>x</m:t>
+            </m:r>
+          </m:e>
+          <m:sup>
+            <m:r>
+              <w:rPr>
+                <w:rFonts w:ascii="Cambria Math" w:eastAsiaTheme="minorEastAsia" w:hAnsi="Cambria Math"/>
+              </w:rPr>
+              <m:t>'</m:t>
+            </m:r>
+          </m:sup>
+        </m:sSup>
+        <m:r>
+          <w:rPr>
+            <w:rFonts w:ascii="Cambria Math" w:eastAsiaTheme="minorEastAsia" w:hAnsi="Cambria Math"/>
+          </w:rPr>
+          <m:t>=ax</m:t>
+        </m:r>
+      </m:oMath>
+      <w:r>
+        <w:rPr>
+          <w:rFonts w:eastAsiaTheme="minorEastAsia"/>
+        </w:rPr>
+        <w:t xml:space="preserve">, </w:t>
+      </w:r>
+      <m:oMath>
+        <m:sSup>
+          <m:sSupPr>
+            <m:ctrlPr>
+              <w:rPr>
+                <w:rFonts w:ascii="Cambria Math" w:eastAsiaTheme="minorEastAsia" w:hAnsi="Cambria Math"/>
+                <w:i/>
+              </w:rPr>
+            </m:ctrlPr>
+          </m:sSupPr>
+          <m:e>
+            <m:r>
+              <w:rPr>
+                <w:rFonts w:ascii="Cambria Math" w:eastAsiaTheme="minorEastAsia" w:hAnsi="Cambria Math"/>
+              </w:rPr>
+              <m:t>y</m:t>
+            </m:r>
+          </m:e>
+          <m:sup>
+            <m:r>
+              <w:rPr>
+                <w:rFonts w:ascii="Cambria Math" w:eastAsiaTheme="minorEastAsia" w:hAnsi="Cambria Math"/>
+              </w:rPr>
+              <m:t>'</m:t>
+            </m:r>
+          </m:sup>
+        </m:sSup>
+        <m:r>
+          <w:rPr>
+            <w:rFonts w:ascii="Cambria Math" w:eastAsiaTheme="minorEastAsia" w:hAnsi="Cambria Math"/>
+          </w:rPr>
+          <m:t>=</m:t>
+        </m:r>
+        <m:r>
+          <w:rPr>
+            <w:rFonts w:ascii="Cambria Math" w:eastAsiaTheme="minorEastAsia" w:hAnsi="Cambria Math"/>
+          </w:rPr>
+          <m:t>by</m:t>
+        </m:r>
+      </m:oMath>
+      <w:r>
+        <w:rPr>
+          <w:rFonts w:eastAsiaTheme="minorEastAsia"/>
+        </w:rPr>
+        <w:t xml:space="preserve"> with </w:t>
+      </w:r>
+      <m:oMath>
+        <m:r>
+          <w:rPr>
+            <w:rFonts w:ascii="Cambria Math" w:eastAsiaTheme="minorEastAsia" w:hAnsi="Cambria Math"/>
+          </w:rPr>
+          <m:t>a,b &gt; 0</m:t>
+        </m:r>
+      </m:oMath>
+      <w:r>
+        <w:rPr>
+          <w:rFonts w:eastAsiaTheme="minorEastAsia"/>
+        </w:rPr>
+        <w:t xml:space="preserve"> and</w:t>
+      </w:r>
+    </w:p>
+    <w:p>
+      <w:pPr>
+        <w:spacing w:line="240" w:lineRule="auto"/>
+        <w:rPr>
+          <w:rFonts w:eastAsiaTheme="minorEastAsia"/>
+        </w:rPr>
+      </w:pPr>
+    </w:p>
+    <w:p>
+      <w:pPr>
+        <w:spacing w:line="240" w:lineRule="auto"/>
+        <w:rPr>
+          <w:rFonts w:eastAsiaTheme="minorEastAsia"/>
+        </w:rPr>
+      </w:pPr>
+      <m:oMath>
+        <m:r>
+          <w:rPr>
+            <w:rFonts w:ascii="Cambria Math" w:eastAsiaTheme="minorEastAsia" w:hAnsi="Cambria Math"/>
+          </w:rPr>
+          <m:t>M(x</m:t>
+        </m:r>
+        <m:r>
+          <w:rPr>
+            <w:rFonts w:ascii="Cambria Math" w:eastAsiaTheme="minorEastAsia" w:hAnsi="Cambria Math"/>
+          </w:rPr>
+          <m:t>'</m:t>
+        </m:r>
+        <m:r>
+          <w:rPr>
+            <w:rFonts w:ascii="Cambria Math" w:eastAsiaTheme="minorEastAsia" w:hAnsi="Cambria Math"/>
+          </w:rPr>
+          <m:t>,y</m:t>
+        </m:r>
+        <m:r>
+          <w:rPr>
+            <w:rFonts w:ascii="Cambria Math" w:eastAsiaTheme="minorEastAsia" w:hAnsi="Cambria Math"/>
+          </w:rPr>
+          <m:t>'</m:t>
+        </m:r>
+        <m:r>
+          <w:rPr>
+            <w:rFonts w:ascii="Cambria Math" w:eastAsiaTheme="minorEastAsia" w:hAnsi="Cambria Math"/>
+          </w:rPr>
+          <m:t>)=</m:t>
+        </m:r>
+        <m:f>
+          <m:fPr>
+            <m:ctrlPr>
+              <w:rPr>
+                <w:rFonts w:ascii="Cambria Math" w:eastAsiaTheme="minorEastAsia" w:hAnsi="Cambria Math"/>
+                <w:i/>
+              </w:rPr>
+            </m:ctrlPr>
+          </m:fPr>
+          <m:num>
+            <m:r>
+              <w:rPr>
+                <w:rFonts w:ascii="Cambria Math" w:eastAsiaTheme="minorEastAsia" w:hAnsi="Cambria Math"/>
+              </w:rPr>
+              <m:t>x</m:t>
+            </m:r>
+            <m:r>
+              <w:rPr>
+                <w:rFonts w:ascii="Cambria Math" w:eastAsiaTheme="minorEastAsia" w:hAnsi="Cambria Math"/>
+              </w:rPr>
+              <m:t>'</m:t>
+            </m:r>
+            <m:r>
+              <w:rPr>
+                <w:rFonts w:ascii="Cambria Math" w:eastAsiaTheme="minorEastAsia" w:hAnsi="Cambria Math"/>
+              </w:rPr>
+              <m:t>y</m:t>
+            </m:r>
+            <m:r>
+              <w:rPr>
+                <w:rFonts w:ascii="Cambria Math" w:eastAsiaTheme="minorEastAsia" w:hAnsi="Cambria Math"/>
+              </w:rPr>
+              <m:t>'</m:t>
+            </m:r>
+          </m:num>
+          <m:den>
+            <m:d>
+              <m:dPr>
+                <m:begChr m:val="|"/>
+                <m:endChr m:val="|"/>
+                <m:ctrlPr>
+                  <w:rPr>
+                    <w:rFonts w:ascii="Cambria Math" w:eastAsiaTheme="minorEastAsia" w:hAnsi="Cambria Math"/>
+                    <w:i/>
+                  </w:rPr>
+                </m:ctrlPr>
+              </m:dPr>
+              <m:e>
+                <m:r>
+                  <w:rPr>
+                    <w:rFonts w:ascii="Cambria Math" w:eastAsiaTheme="minorEastAsia" w:hAnsi="Cambria Math"/>
+                  </w:rPr>
+                  <m:t>x</m:t>
+                </m:r>
+                <m:r>
+                  <w:rPr>
+                    <w:rFonts w:ascii="Cambria Math" w:eastAsiaTheme="minorEastAsia" w:hAnsi="Cambria Math"/>
+                  </w:rPr>
+                  <m:t>'</m:t>
+                </m:r>
+              </m:e>
+            </m:d>
+            <m:r>
+              <w:rPr>
+                <w:rFonts w:ascii="Cambria Math" w:eastAsiaTheme="minorEastAsia" w:hAnsi="Cambria Math"/>
+              </w:rPr>
+              <m:t>∙</m:t>
+            </m:r>
+            <m:d>
+              <m:dPr>
+                <m:begChr m:val="|"/>
+                <m:endChr m:val="|"/>
+                <m:ctrlPr>
+                  <w:rPr>
+                    <w:rFonts w:ascii="Cambria Math" w:eastAsiaTheme="minorEastAsia" w:hAnsi="Cambria Math"/>
+                    <w:i/>
+                  </w:rPr>
+                </m:ctrlPr>
+              </m:dPr>
+              <m:e>
+                <m:r>
+                  <w:rPr>
+                    <w:rFonts w:ascii="Cambria Math" w:eastAsiaTheme="minorEastAsia" w:hAnsi="Cambria Math"/>
+                  </w:rPr>
+                  <m:t>y</m:t>
+                </m:r>
+                <m:r>
+                  <w:rPr>
+                    <w:rFonts w:ascii="Cambria Math" w:eastAsiaTheme="minorEastAsia" w:hAnsi="Cambria Math"/>
+                  </w:rPr>
+                  <m:t>'</m:t>
+                </m:r>
+              </m:e>
+            </m:d>
+          </m:den>
+        </m:f>
+      </m:oMath>
+      <w:r>
+        <w:rPr>
+          <w:rFonts w:eastAsiaTheme="minorEastAsia"/>
+        </w:rPr>
+        <w:t xml:space="preserve"> </w:t>
+      </w:r>
+    </w:p>
+    <w:p>
+      <w:pPr>
+        <w:spacing w:line="240" w:lineRule="auto"/>
+        <w:rPr>
+          <w:rFonts w:eastAsiaTheme="minorEastAsia"/>
+        </w:rPr>
+      </w:pPr>
+    </w:p>
+    <w:p>
+      <w:pPr>
+        <w:spacing w:line="240" w:lineRule="auto"/>
+        <w:rPr>
+          <w:rFonts w:eastAsiaTheme="minorEastAsia"/>
+        </w:rPr>
+      </w:pPr>
+      <w:r>
+        <w:rPr>
+          <w:rFonts w:eastAsiaTheme="minorEastAsia"/>
+        </w:rPr>
+        <w:t xml:space="preserve">is equivalent to </w:t>
+      </w:r>
+      <m:oMath>
+        <m:r>
+          <w:rPr>
+            <w:rFonts w:ascii="Cambria Math" w:eastAsiaTheme="minorEastAsia" w:hAnsi="Cambria Math"/>
+          </w:rPr>
+          <m:t>G</m:t>
+        </m:r>
+      </m:oMath>
+      <w:r>
+        <w:rPr>
+          <w:rFonts w:eastAsiaTheme="minorEastAsia"/>
+        </w:rPr>
+        <w:t>.</w:t>
+      </w:r>
+    </w:p>
+    <w:p>
+      <w:pPr>
+        <w:spacing w:line="240" w:lineRule="auto"/>
+        <w:rPr>
+          <w:rFonts w:eastAsiaTheme="minorEastAsia"/>
+        </w:rPr>
+      </w:pPr>
+    </w:p>
+    <w:p>
+      <w:pPr>
+        <w:spacing w:line="240" w:lineRule="auto"/>
+        <w:rPr>
+          <w:rFonts w:eastAsiaTheme="minorEastAsia"/>
+          <w:i/>
+          <w:iCs/>
+        </w:rPr>
+      </w:pPr>
+      <w:r>
+        <w:rPr>
+          <w:rFonts w:eastAsiaTheme="minorEastAsia"/>
+          <w:b/>
+          <w:bCs/>
+          <w:i/>
+          <w:iCs/>
+        </w:rPr>
+        <w:t>Definition</w:t>
+      </w:r>
+      <w:r>
+        <w:rPr>
+          <w:rFonts w:eastAsiaTheme="minorEastAsia"/>
+          <w:i/>
+          <w:iCs/>
+        </w:rPr>
+        <w:t xml:space="preserve"> (finite game)</w:t>
+      </w:r>
+    </w:p>
+    <w:p>
+      <w:pPr>
+        <w:spacing w:line="240" w:lineRule="auto"/>
+        <w:rPr>
+          <w:rFonts w:eastAsiaTheme="minorEastAsia"/>
+        </w:rPr>
+      </w:pPr>
+      <w:r>
+        <w:rPr>
+          <w:rFonts w:eastAsiaTheme="minorEastAsia"/>
+        </w:rPr>
+        <w:t xml:space="preserve">A game </w:t>
+      </w:r>
+      <m:oMath>
+        <m:r>
+          <w:rPr>
+            <w:rFonts w:ascii="Cambria Math" w:eastAsiaTheme="minorEastAsia" w:hAnsi="Cambria Math"/>
+          </w:rPr>
+          <m:t>G=(X,Y,M)</m:t>
+        </m:r>
+      </m:oMath>
+      <w:r>
+        <w:rPr>
+          <w:rFonts w:eastAsiaTheme="minorEastAsia"/>
+        </w:rPr>
+        <w:t xml:space="preserve"> is called finite if both </w:t>
+      </w:r>
+      <m:oMath>
+        <m:r>
+          <w:rPr>
+            <w:rFonts w:ascii="Cambria Math" w:eastAsiaTheme="minorEastAsia" w:hAnsi="Cambria Math"/>
+          </w:rPr>
+          <m:t>X</m:t>
+        </m:r>
+      </m:oMath>
+      <w:r>
+        <w:rPr>
+          <w:rFonts w:eastAsiaTheme="minorEastAsia"/>
+        </w:rPr>
+        <w:t xml:space="preserve"> and </w:t>
+      </w:r>
+      <m:oMath>
+        <m:r>
+          <w:rPr>
+            <w:rFonts w:ascii="Cambria Math" w:eastAsiaTheme="minorEastAsia" w:hAnsi="Cambria Math"/>
+          </w:rPr>
+          <m:t>Y</m:t>
+        </m:r>
+      </m:oMath>
+      <w:r>
+        <w:rPr>
+          <w:rFonts w:eastAsiaTheme="minorEastAsia"/>
+        </w:rPr>
+        <w:t xml:space="preserve"> contain only a finite number of elements.</w:t>
+      </w:r>
+    </w:p>
+    <w:p>
+      <w:pPr>
+        <w:spacing w:line="240" w:lineRule="auto"/>
+        <w:rPr>
+          <w:rFonts w:eastAsiaTheme="minorEastAsia"/>
+        </w:rPr>
+      </w:pPr>
+    </w:p>
+    <w:p>
+      <w:pPr>
+        <w:spacing w:line="240" w:lineRule="auto"/>
+        <w:rPr>
+          <w:rFonts w:eastAsiaTheme="minorEastAsia"/>
+        </w:rPr>
+      </w:pPr>
+      <w:r>
+        <w:rPr>
+          <w:rFonts w:eastAsiaTheme="minorEastAsia"/>
+          <w:u w:val="single"/>
+        </w:rPr>
+        <w:t>Equivalence of finite games</w:t>
+      </w:r>
+      <w:r>
+        <w:rPr>
+          <w:rFonts w:eastAsiaTheme="minorEastAsia"/>
+        </w:rPr>
+        <w:t>:</w:t>
+      </w:r>
+    </w:p>
+    <w:p>
+      <w:pPr>
+        <w:spacing w:line="240" w:lineRule="auto"/>
+        <w:rPr>
+          <w:rFonts w:eastAsiaTheme="minorEastAsia"/>
+        </w:rPr>
+      </w:pPr>
+    </w:p>
+    <w:p>
+      <w:pPr>
+        <w:spacing w:line="240" w:lineRule="auto"/>
+        <w:rPr>
+          <w:rFonts w:eastAsiaTheme="minorEastAsia"/>
+        </w:rPr>
+      </w:pPr>
+      <w:r>
+        <w:rPr>
+          <w:rFonts w:eastAsiaTheme="minorEastAsia"/>
+        </w:rPr>
+        <w:t xml:space="preserve">A finite game </w:t>
+      </w:r>
+      <m:oMath>
+        <m:r>
+          <w:rPr>
+            <w:rFonts w:ascii="Cambria Math" w:eastAsiaTheme="minorEastAsia" w:hAnsi="Cambria Math"/>
+          </w:rPr>
+          <m:t>G=(X,Y,M)</m:t>
+        </m:r>
+      </m:oMath>
+      <w:r>
+        <w:rPr>
+          <w:rFonts w:eastAsiaTheme="minorEastAsia"/>
+        </w:rPr>
+        <w:t xml:space="preserve"> with </w:t>
+      </w:r>
+      <m:oMath>
+        <m:r>
+          <w:rPr>
+            <w:rFonts w:ascii="Cambria Math" w:eastAsiaTheme="minorEastAsia" w:hAnsi="Cambria Math"/>
+          </w:rPr>
+          <m:t>X</m:t>
+        </m:r>
+        <m:r>
+          <w:rPr>
+            <w:rFonts w:ascii="Cambria Math" w:eastAsiaTheme="minorEastAsia" w:hAnsi="Cambria Math"/>
+          </w:rPr>
+          <m:t>=</m:t>
+        </m:r>
+        <m:d>
+          <m:dPr>
+            <m:ctrlPr>
+              <w:rPr>
+                <w:rFonts w:ascii="Cambria Math" w:eastAsiaTheme="minorEastAsia" w:hAnsi="Cambria Math"/>
+                <w:i/>
+              </w:rPr>
+            </m:ctrlPr>
+          </m:dPr>
+          <m:e>
+            <m:sSub>
+              <m:sSubPr>
+                <m:ctrlPr>
+                  <w:rPr>
+                    <w:rFonts w:ascii="Cambria Math" w:eastAsiaTheme="minorEastAsia" w:hAnsi="Cambria Math"/>
+                    <w:i/>
+                  </w:rPr>
+                </m:ctrlPr>
+              </m:sSubPr>
+              <m:e>
+                <m:r>
+                  <w:rPr>
+                    <w:rFonts w:ascii="Cambria Math" w:eastAsiaTheme="minorEastAsia" w:hAnsi="Cambria Math"/>
+                  </w:rPr>
+                  <m:t>x</m:t>
+                </m:r>
+              </m:e>
+              <m:sub>
+                <m:r>
+                  <w:rPr>
+                    <w:rFonts w:ascii="Cambria Math" w:eastAsiaTheme="minorEastAsia" w:hAnsi="Cambria Math"/>
+                  </w:rPr>
+                  <m:t>1</m:t>
+                </m:r>
+              </m:sub>
+            </m:sSub>
+            <m:r>
+              <w:rPr>
+                <w:rFonts w:ascii="Cambria Math" w:eastAsiaTheme="minorEastAsia" w:hAnsi="Cambria Math"/>
+              </w:rPr>
+              <m:t>,…,</m:t>
+            </m:r>
+            <m:sSub>
+              <m:sSubPr>
+                <m:ctrlPr>
+                  <w:rPr>
+                    <w:rFonts w:ascii="Cambria Math" w:eastAsiaTheme="minorEastAsia" w:hAnsi="Cambria Math"/>
+                    <w:i/>
+                  </w:rPr>
+                </m:ctrlPr>
+              </m:sSubPr>
+              <m:e>
+                <m:r>
+                  <w:rPr>
+                    <w:rFonts w:ascii="Cambria Math" w:eastAsiaTheme="minorEastAsia" w:hAnsi="Cambria Math"/>
+                  </w:rPr>
+                  <m:t>x</m:t>
+                </m:r>
+              </m:e>
+              <m:sub>
+                <m:r>
+                  <w:rPr>
+                    <w:rFonts w:ascii="Cambria Math" w:eastAsiaTheme="minorEastAsia" w:hAnsi="Cambria Math"/>
+                  </w:rPr>
+                  <m:t>m</m:t>
+                </m:r>
+              </m:sub>
+            </m:sSub>
+          </m:e>
+        </m:d>
+      </m:oMath>
+      <w:r>
+        <w:rPr>
+          <w:rFonts w:eastAsiaTheme="minorEastAsia"/>
+        </w:rPr>
+        <w:t xml:space="preserve"> and </w:t>
+      </w:r>
+      <m:oMath>
+        <m:r>
+          <w:rPr>
+            <w:rFonts w:ascii="Cambria Math" w:eastAsiaTheme="minorEastAsia" w:hAnsi="Cambria Math"/>
+          </w:rPr>
+          <m:t>Y</m:t>
+        </m:r>
+        <m:r>
+          <w:rPr>
+            <w:rFonts w:ascii="Cambria Math" w:eastAsiaTheme="minorEastAsia" w:hAnsi="Cambria Math"/>
+          </w:rPr>
+          <m:t>=</m:t>
+        </m:r>
+        <m:d>
+          <m:dPr>
+            <m:ctrlPr>
+              <w:rPr>
+                <w:rFonts w:ascii="Cambria Math" w:eastAsiaTheme="minorEastAsia" w:hAnsi="Cambria Math"/>
+                <w:i/>
+              </w:rPr>
+            </m:ctrlPr>
+          </m:dPr>
+          <m:e>
+            <m:sSub>
+              <m:sSubPr>
+                <m:ctrlPr>
+                  <w:rPr>
+                    <w:rFonts w:ascii="Cambria Math" w:eastAsiaTheme="minorEastAsia" w:hAnsi="Cambria Math"/>
+                    <w:i/>
+                  </w:rPr>
+                </m:ctrlPr>
+              </m:sSubPr>
+              <m:e>
+                <m:r>
+                  <w:rPr>
+                    <w:rFonts w:ascii="Cambria Math" w:eastAsiaTheme="minorEastAsia" w:hAnsi="Cambria Math"/>
+                  </w:rPr>
+                  <m:t>y</m:t>
+                </m:r>
+              </m:e>
+              <m:sub>
+                <m:r>
+                  <w:rPr>
+                    <w:rFonts w:ascii="Cambria Math" w:eastAsiaTheme="minorEastAsia" w:hAnsi="Cambria Math"/>
+                  </w:rPr>
+                  <m:t>1</m:t>
+                </m:r>
+              </m:sub>
+            </m:sSub>
+            <m:r>
+              <w:rPr>
+                <w:rFonts w:ascii="Cambria Math" w:eastAsiaTheme="minorEastAsia" w:hAnsi="Cambria Math"/>
+              </w:rPr>
+              <m:t>,…,</m:t>
+            </m:r>
+            <m:sSub>
+              <m:sSubPr>
+                <m:ctrlPr>
+                  <w:rPr>
+                    <w:rFonts w:ascii="Cambria Math" w:eastAsiaTheme="minorEastAsia" w:hAnsi="Cambria Math"/>
+                    <w:i/>
+                  </w:rPr>
+                </m:ctrlPr>
+              </m:sSubPr>
+              <m:e>
+                <m:r>
+                  <w:rPr>
+                    <w:rFonts w:ascii="Cambria Math" w:eastAsiaTheme="minorEastAsia" w:hAnsi="Cambria Math"/>
+                  </w:rPr>
+                  <m:t>y</m:t>
+                </m:r>
+              </m:e>
+              <m:sub>
+                <m:r>
+                  <w:rPr>
+                    <w:rFonts w:ascii="Cambria Math" w:eastAsiaTheme="minorEastAsia" w:hAnsi="Cambria Math"/>
+                  </w:rPr>
+                  <m:t>n</m:t>
+                </m:r>
+              </m:sub>
+            </m:sSub>
+          </m:e>
+        </m:d>
+      </m:oMath>
+      <w:r>
+        <w:rPr>
+          <w:rFonts w:eastAsiaTheme="minorEastAsia"/>
+        </w:rPr>
+        <w:t xml:space="preserve"> is clearly equivalent </w:t>
+      </w:r>
+      <w:r>
+        <w:rPr>
+          <w:rFonts w:eastAsiaTheme="minorEastAsia"/>
+        </w:rPr>
+        <w:t xml:space="preserve">to the game </w:t>
+      </w:r>
+    </w:p>
+    <w:p>
+      <w:pPr>
+        <w:spacing w:line="240" w:lineRule="auto"/>
+        <w:rPr>
+          <w:rFonts w:eastAsiaTheme="minorEastAsia"/>
+        </w:rPr>
+      </w:pPr>
     </w:p>
     <w:p>
       <w:pPr>
@@ -24588,6 +27883,7 @@
         <w:pStyle w:val="Heading1"/>
       </w:pPr>
       <w:r>
+        <w:lastRenderedPageBreak/>
         <w:t>Illustrative Examples</w:t>
       </w:r>
     </w:p>
@@ -27283,14 +30579,7 @@
         <w:rPr>
           <w:rFonts w:eastAsiaTheme="minorEastAsia"/>
         </w:rPr>
-        <w:t xml:space="preserve"> </w:t>
-      </w:r>
-      <w:r>
-        <w:rPr>
-          <w:rFonts w:eastAsiaTheme="minorEastAsia"/>
-        </w:rPr>
-        <w:lastRenderedPageBreak/>
-        <w:t xml:space="preserve">Similarly, a strategy </w:t>
+        <w:t xml:space="preserve"> Similarly, a strategy </w:t>
       </w:r>
       <m:oMath>
         <m:r>
@@ -32939,6 +36228,7 @@
           <w:i/>
           <w:iCs/>
         </w:rPr>
+        <w:lastRenderedPageBreak/>
         <w:t>Definition</w:t>
       </w:r>
       <w:r>
@@ -37552,7 +40842,6 @@
           <w:i/>
           <w:iCs/>
         </w:rPr>
-        <w:lastRenderedPageBreak/>
         <w:t>Definition</w:t>
       </w:r>
       <w:r>
@@ -43089,6 +46378,7 @@
           <w:rFonts w:eastAsiaTheme="minorEastAsia"/>
           <w:color w:val="FF0000"/>
         </w:rPr>
+        <w:lastRenderedPageBreak/>
         <w:t>//TODO: finish th</w:t>
       </w:r>
       <w:r>
@@ -44127,6 +47417,25 @@
       <w:szCs w:val="24"/>
     </w:rPr>
   </w:style>
+  <w:style w:type="table" w:styleId="TableGrid">
+    <w:name w:val="Table Grid"/>
+    <w:basedOn w:val="TableNormal"/>
+    <w:uiPriority w:val="39"/>
+    <w:rsid w:val="006C005D"/>
+    <w:pPr>
+      <w:spacing w:after="0" w:line="240" w:lineRule="auto"/>
+    </w:pPr>
+    <w:tblPr>
+      <w:tblBorders>
+        <w:top w:val="single" w:sz="4" w:space="0" w:color="auto"/>
+        <w:left w:val="single" w:sz="4" w:space="0" w:color="auto"/>
+        <w:bottom w:val="single" w:sz="4" w:space="0" w:color="auto"/>
+        <w:right w:val="single" w:sz="4" w:space="0" w:color="auto"/>
+        <w:insideH w:val="single" w:sz="4" w:space="0" w:color="auto"/>
+        <w:insideV w:val="single" w:sz="4" w:space="0" w:color="auto"/>
+      </w:tblBorders>
+    </w:tblPr>
+  </w:style>
 </w:styles>
 </file>
 

--- a/docs/Notes_on_Game_Theory.docx
+++ b/docs/Notes_on_Game_Theory.docx
@@ -20910,7 +20910,410 @@
                           </w:rPr>
                         </m:ctrlPr>
                       </m:dPr>
-                      <m:e/>
+                      <m:e>
+                        <m:r>
+                          <w:rPr>
+                            <w:rFonts w:ascii="Cambria Math" w:eastAsiaTheme="minorEastAsia" w:hAnsi="Cambria Math"/>
+                          </w:rPr>
+                          <m:t>3,4,3</m:t>
+                        </m:r>
+                      </m:e>
+                    </m:d>
+                  </m:e>
+                </m:d>
+              </m:oMath>
+            </m:oMathPara>
+          </w:p>
+        </w:tc>
+        <w:tc>
+          <w:tcPr>
+            <w:tcW w:w="1558" w:type="dxa"/>
+          </w:tcPr>
+          <w:p>
+            <w:pPr>
+              <w:rPr>
+                <w:rFonts w:eastAsiaTheme="minorEastAsia"/>
+              </w:rPr>
+            </w:pPr>
+          </w:p>
+        </w:tc>
+        <w:tc>
+          <w:tcPr>
+            <w:tcW w:w="1558" w:type="dxa"/>
+          </w:tcPr>
+          <w:p>
+            <w:pPr>
+              <w:rPr>
+                <w:rFonts w:eastAsiaTheme="minorEastAsia"/>
+              </w:rPr>
+            </w:pPr>
+          </w:p>
+        </w:tc>
+        <w:tc>
+          <w:tcPr>
+            <w:tcW w:w="1558" w:type="dxa"/>
+          </w:tcPr>
+          <w:p>
+            <w:pPr>
+              <w:rPr>
+                <w:rFonts w:eastAsiaTheme="minorEastAsia"/>
+              </w:rPr>
+            </w:pPr>
+          </w:p>
+        </w:tc>
+        <w:tc>
+          <w:tcPr>
+            <w:tcW w:w="1559" w:type="dxa"/>
+          </w:tcPr>
+          <w:p>
+            <w:pPr>
+              <w:rPr>
+                <w:rFonts w:eastAsiaTheme="minorEastAsia"/>
+              </w:rPr>
+            </w:pPr>
+          </w:p>
+        </w:tc>
+        <w:tc>
+          <w:tcPr>
+            <w:tcW w:w="1559" w:type="dxa"/>
+          </w:tcPr>
+          <w:p>
+            <w:pPr>
+              <w:rPr>
+                <w:rFonts w:eastAsiaTheme="minorEastAsia"/>
+              </w:rPr>
+            </w:pPr>
+          </w:p>
+        </w:tc>
+      </w:tr>
+      <w:tr>
+        <w:tc>
+          <w:tcPr>
+            <w:tcW w:w="1558" w:type="dxa"/>
+          </w:tcPr>
+          <w:p>
+            <w:pPr>
+              <w:rPr>
+                <w:rFonts w:eastAsiaTheme="minorEastAsia"/>
+              </w:rPr>
+            </w:pPr>
+            <m:oMathPara>
+              <m:oMath>
+                <m:d>
+                  <m:dPr>
+                    <m:ctrlPr>
+                      <w:rPr>
+                        <w:rFonts w:ascii="Cambria Math" w:eastAsiaTheme="minorEastAsia" w:hAnsi="Cambria Math"/>
+                        <w:i/>
+                      </w:rPr>
+                    </m:ctrlPr>
+                  </m:dPr>
+                  <m:e>
+                    <m:d>
+                      <m:dPr>
+                        <m:ctrlPr>
+                          <w:rPr>
+                            <w:rFonts w:ascii="Cambria Math" w:eastAsiaTheme="minorEastAsia" w:hAnsi="Cambria Math"/>
+                            <w:i/>
+                          </w:rPr>
+                        </m:ctrlPr>
+                      </m:dPr>
+                      <m:e>
+                        <m:r>
+                          <w:rPr>
+                            <w:rFonts w:ascii="Cambria Math" w:eastAsiaTheme="minorEastAsia" w:hAnsi="Cambria Math"/>
+                          </w:rPr>
+                          <m:t>1</m:t>
+                        </m:r>
+                      </m:e>
+                    </m:d>
+                    <m:r>
+                      <w:rPr>
+                        <w:rFonts w:ascii="Cambria Math" w:eastAsiaTheme="minorEastAsia" w:hAnsi="Cambria Math"/>
+                      </w:rPr>
+                      <m:t>,</m:t>
+                    </m:r>
+                    <m:d>
+                      <m:dPr>
+                        <m:ctrlPr>
+                          <w:rPr>
+                            <w:rFonts w:ascii="Cambria Math" w:eastAsiaTheme="minorEastAsia" w:hAnsi="Cambria Math"/>
+                            <w:i/>
+                          </w:rPr>
+                        </m:ctrlPr>
+                      </m:dPr>
+                      <m:e>
+                        <m:r>
+                          <w:rPr>
+                            <w:rFonts w:ascii="Cambria Math" w:eastAsiaTheme="minorEastAsia" w:hAnsi="Cambria Math"/>
+                          </w:rPr>
+                          <m:t>3,4,4</m:t>
+                        </m:r>
+                      </m:e>
+                    </m:d>
+                  </m:e>
+                </m:d>
+              </m:oMath>
+            </m:oMathPara>
+          </w:p>
+        </w:tc>
+        <w:tc>
+          <w:tcPr>
+            <w:tcW w:w="1558" w:type="dxa"/>
+          </w:tcPr>
+          <w:p>
+            <w:pPr>
+              <w:rPr>
+                <w:rFonts w:eastAsiaTheme="minorEastAsia"/>
+              </w:rPr>
+            </w:pPr>
+          </w:p>
+        </w:tc>
+        <w:tc>
+          <w:tcPr>
+            <w:tcW w:w="1558" w:type="dxa"/>
+          </w:tcPr>
+          <w:p>
+            <w:pPr>
+              <w:rPr>
+                <w:rFonts w:eastAsiaTheme="minorEastAsia"/>
+              </w:rPr>
+            </w:pPr>
+          </w:p>
+        </w:tc>
+        <w:tc>
+          <w:tcPr>
+            <w:tcW w:w="1558" w:type="dxa"/>
+          </w:tcPr>
+          <w:p>
+            <w:pPr>
+              <w:rPr>
+                <w:rFonts w:eastAsiaTheme="minorEastAsia"/>
+              </w:rPr>
+            </w:pPr>
+          </w:p>
+        </w:tc>
+        <w:tc>
+          <w:tcPr>
+            <w:tcW w:w="1559" w:type="dxa"/>
+          </w:tcPr>
+          <w:p>
+            <w:pPr>
+              <w:rPr>
+                <w:rFonts w:eastAsiaTheme="minorEastAsia"/>
+              </w:rPr>
+            </w:pPr>
+          </w:p>
+        </w:tc>
+        <w:tc>
+          <w:tcPr>
+            <w:tcW w:w="1559" w:type="dxa"/>
+          </w:tcPr>
+          <w:p>
+            <w:pPr>
+              <w:rPr>
+                <w:rFonts w:eastAsiaTheme="minorEastAsia"/>
+              </w:rPr>
+            </w:pPr>
+          </w:p>
+        </w:tc>
+      </w:tr>
+      <w:tr>
+        <w:tc>
+          <w:tcPr>
+            <w:tcW w:w="1558" w:type="dxa"/>
+          </w:tcPr>
+          <w:p>
+            <w:pPr>
+              <w:rPr>
+                <w:rFonts w:eastAsiaTheme="minorEastAsia"/>
+              </w:rPr>
+            </w:pPr>
+            <m:oMathPara>
+              <m:oMath>
+                <m:d>
+                  <m:dPr>
+                    <m:ctrlPr>
+                      <w:rPr>
+                        <w:rFonts w:ascii="Cambria Math" w:eastAsiaTheme="minorEastAsia" w:hAnsi="Cambria Math"/>
+                        <w:i/>
+                      </w:rPr>
+                    </m:ctrlPr>
+                  </m:dPr>
+                  <m:e>
+                    <m:d>
+                      <m:dPr>
+                        <m:ctrlPr>
+                          <w:rPr>
+                            <w:rFonts w:ascii="Cambria Math" w:eastAsiaTheme="minorEastAsia" w:hAnsi="Cambria Math"/>
+                            <w:i/>
+                          </w:rPr>
+                        </m:ctrlPr>
+                      </m:dPr>
+                      <m:e>
+                        <m:r>
+                          <w:rPr>
+                            <w:rFonts w:ascii="Cambria Math" w:eastAsiaTheme="minorEastAsia" w:hAnsi="Cambria Math"/>
+                          </w:rPr>
+                          <m:t>1</m:t>
+                        </m:r>
+                      </m:e>
+                    </m:d>
+                    <m:r>
+                      <w:rPr>
+                        <w:rFonts w:ascii="Cambria Math" w:eastAsiaTheme="minorEastAsia" w:hAnsi="Cambria Math"/>
+                      </w:rPr>
+                      <m:t>,</m:t>
+                    </m:r>
+                    <m:d>
+                      <m:dPr>
+                        <m:ctrlPr>
+                          <w:rPr>
+                            <w:rFonts w:ascii="Cambria Math" w:eastAsiaTheme="minorEastAsia" w:hAnsi="Cambria Math"/>
+                            <w:i/>
+                          </w:rPr>
+                        </m:ctrlPr>
+                      </m:dPr>
+                      <m:e>
+                        <m:r>
+                          <w:rPr>
+                            <w:rFonts w:ascii="Cambria Math" w:eastAsiaTheme="minorEastAsia" w:hAnsi="Cambria Math"/>
+                          </w:rPr>
+                          <m:t>4,3,3</m:t>
+                        </m:r>
+                      </m:e>
+                    </m:d>
+                  </m:e>
+                </m:d>
+              </m:oMath>
+            </m:oMathPara>
+          </w:p>
+        </w:tc>
+        <w:tc>
+          <w:tcPr>
+            <w:tcW w:w="1558" w:type="dxa"/>
+          </w:tcPr>
+          <w:p>
+            <w:pPr>
+              <w:rPr>
+                <w:rFonts w:eastAsiaTheme="minorEastAsia"/>
+              </w:rPr>
+            </w:pPr>
+          </w:p>
+        </w:tc>
+        <w:tc>
+          <w:tcPr>
+            <w:tcW w:w="1558" w:type="dxa"/>
+          </w:tcPr>
+          <w:p>
+            <w:pPr>
+              <w:rPr>
+                <w:rFonts w:eastAsiaTheme="minorEastAsia"/>
+              </w:rPr>
+            </w:pPr>
+          </w:p>
+        </w:tc>
+        <w:tc>
+          <w:tcPr>
+            <w:tcW w:w="1558" w:type="dxa"/>
+          </w:tcPr>
+          <w:p>
+            <w:pPr>
+              <w:rPr>
+                <w:rFonts w:eastAsiaTheme="minorEastAsia"/>
+              </w:rPr>
+            </w:pPr>
+          </w:p>
+        </w:tc>
+        <w:tc>
+          <w:tcPr>
+            <w:tcW w:w="1559" w:type="dxa"/>
+          </w:tcPr>
+          <w:p>
+            <w:pPr>
+              <w:rPr>
+                <w:rFonts w:eastAsiaTheme="minorEastAsia"/>
+              </w:rPr>
+            </w:pPr>
+          </w:p>
+        </w:tc>
+        <w:tc>
+          <w:tcPr>
+            <w:tcW w:w="1559" w:type="dxa"/>
+          </w:tcPr>
+          <w:p>
+            <w:pPr>
+              <w:rPr>
+                <w:rFonts w:eastAsiaTheme="minorEastAsia"/>
+              </w:rPr>
+            </w:pPr>
+          </w:p>
+        </w:tc>
+      </w:tr>
+      <w:tr>
+        <w:tc>
+          <w:tcPr>
+            <w:tcW w:w="1558" w:type="dxa"/>
+          </w:tcPr>
+          <w:p>
+            <w:pPr>
+              <w:rPr>
+                <w:rFonts w:eastAsiaTheme="minorEastAsia"/>
+              </w:rPr>
+            </w:pPr>
+            <m:oMathPara>
+              <m:oMath>
+                <m:d>
+                  <m:dPr>
+                    <m:ctrlPr>
+                      <w:rPr>
+                        <w:rFonts w:ascii="Cambria Math" w:eastAsiaTheme="minorEastAsia" w:hAnsi="Cambria Math"/>
+                        <w:i/>
+                      </w:rPr>
+                    </m:ctrlPr>
+                  </m:dPr>
+                  <m:e>
+                    <m:d>
+                      <m:dPr>
+                        <m:ctrlPr>
+                          <w:rPr>
+                            <w:rFonts w:ascii="Cambria Math" w:eastAsiaTheme="minorEastAsia" w:hAnsi="Cambria Math"/>
+                            <w:i/>
+                          </w:rPr>
+                        </m:ctrlPr>
+                      </m:dPr>
+                      <m:e>
+                        <m:r>
+                          <w:rPr>
+                            <w:rFonts w:ascii="Cambria Math" w:eastAsiaTheme="minorEastAsia" w:hAnsi="Cambria Math"/>
+                          </w:rPr>
+                          <m:t>1</m:t>
+                        </m:r>
+                      </m:e>
+                    </m:d>
+                    <m:r>
+                      <w:rPr>
+                        <w:rFonts w:ascii="Cambria Math" w:eastAsiaTheme="minorEastAsia" w:hAnsi="Cambria Math"/>
+                      </w:rPr>
+                      <m:t>,</m:t>
+                    </m:r>
+                    <m:d>
+                      <m:dPr>
+                        <m:ctrlPr>
+                          <w:rPr>
+                            <w:rFonts w:ascii="Cambria Math" w:eastAsiaTheme="minorEastAsia" w:hAnsi="Cambria Math"/>
+                            <w:i/>
+                          </w:rPr>
+                        </m:ctrlPr>
+                      </m:dPr>
+                      <m:e>
+                        <m:r>
+                          <w:rPr>
+                            <w:rFonts w:ascii="Cambria Math" w:eastAsiaTheme="minorEastAsia" w:hAnsi="Cambria Math"/>
+                          </w:rPr>
+                          <m:t>4,3,4</m:t>
+                        </m:r>
+                      </m:e>
                     </m:d>
                   </m:e>
                 </m:d>
@@ -21266,257 +21669,7 @@
                           <w:rPr>
                             <w:rFonts w:ascii="Cambria Math" w:eastAsiaTheme="minorEastAsia" w:hAnsi="Cambria Math"/>
                           </w:rPr>
-                          <m:t>1</m:t>
-                        </m:r>
-                      </m:e>
-                    </m:d>
-                    <m:r>
-                      <w:rPr>
-                        <w:rFonts w:ascii="Cambria Math" w:eastAsiaTheme="minorEastAsia" w:hAnsi="Cambria Math"/>
-                      </w:rPr>
-                      <m:t>,</m:t>
-                    </m:r>
-                    <m:d>
-                      <m:dPr>
-                        <m:ctrlPr>
-                          <w:rPr>
-                            <w:rFonts w:ascii="Cambria Math" w:eastAsiaTheme="minorEastAsia" w:hAnsi="Cambria Math"/>
-                            <w:i/>
-                          </w:rPr>
-                        </m:ctrlPr>
-                      </m:dPr>
-                      <m:e/>
-                    </m:d>
-                  </m:e>
-                </m:d>
-              </m:oMath>
-            </m:oMathPara>
-          </w:p>
-        </w:tc>
-        <w:tc>
-          <w:tcPr>
-            <w:tcW w:w="1558" w:type="dxa"/>
-          </w:tcPr>
-          <w:p>
-            <w:pPr>
-              <w:rPr>
-                <w:rFonts w:eastAsiaTheme="minorEastAsia"/>
-              </w:rPr>
-            </w:pPr>
-          </w:p>
-        </w:tc>
-        <w:tc>
-          <w:tcPr>
-            <w:tcW w:w="1558" w:type="dxa"/>
-          </w:tcPr>
-          <w:p>
-            <w:pPr>
-              <w:rPr>
-                <w:rFonts w:eastAsiaTheme="minorEastAsia"/>
-              </w:rPr>
-            </w:pPr>
-          </w:p>
-        </w:tc>
-        <w:tc>
-          <w:tcPr>
-            <w:tcW w:w="1558" w:type="dxa"/>
-          </w:tcPr>
-          <w:p>
-            <w:pPr>
-              <w:rPr>
-                <w:rFonts w:eastAsiaTheme="minorEastAsia"/>
-              </w:rPr>
-            </w:pPr>
-          </w:p>
-        </w:tc>
-        <w:tc>
-          <w:tcPr>
-            <w:tcW w:w="1559" w:type="dxa"/>
-          </w:tcPr>
-          <w:p>
-            <w:pPr>
-              <w:rPr>
-                <w:rFonts w:eastAsiaTheme="minorEastAsia"/>
-              </w:rPr>
-            </w:pPr>
-          </w:p>
-        </w:tc>
-        <w:tc>
-          <w:tcPr>
-            <w:tcW w:w="1559" w:type="dxa"/>
-          </w:tcPr>
-          <w:p>
-            <w:pPr>
-              <w:rPr>
-                <w:rFonts w:eastAsiaTheme="minorEastAsia"/>
-              </w:rPr>
-            </w:pPr>
-          </w:p>
-        </w:tc>
-      </w:tr>
-      <w:tr>
-        <w:tc>
-          <w:tcPr>
-            <w:tcW w:w="1558" w:type="dxa"/>
-          </w:tcPr>
-          <w:p>
-            <w:pPr>
-              <w:rPr>
-                <w:rFonts w:eastAsiaTheme="minorEastAsia"/>
-              </w:rPr>
-            </w:pPr>
-            <m:oMathPara>
-              <m:oMath>
-                <m:d>
-                  <m:dPr>
-                    <m:ctrlPr>
-                      <w:rPr>
-                        <w:rFonts w:ascii="Cambria Math" w:eastAsiaTheme="minorEastAsia" w:hAnsi="Cambria Math"/>
-                        <w:i/>
-                      </w:rPr>
-                    </m:ctrlPr>
-                  </m:dPr>
-                  <m:e>
-                    <m:d>
-                      <m:dPr>
-                        <m:ctrlPr>
-                          <w:rPr>
-                            <w:rFonts w:ascii="Cambria Math" w:eastAsiaTheme="minorEastAsia" w:hAnsi="Cambria Math"/>
-                            <w:i/>
-                          </w:rPr>
-                        </m:ctrlPr>
-                      </m:dPr>
-                      <m:e>
-                        <m:r>
-                          <w:rPr>
-                            <w:rFonts w:ascii="Cambria Math" w:eastAsiaTheme="minorEastAsia" w:hAnsi="Cambria Math"/>
-                          </w:rPr>
-                          <m:t>1</m:t>
-                        </m:r>
-                      </m:e>
-                    </m:d>
-                    <m:r>
-                      <w:rPr>
-                        <w:rFonts w:ascii="Cambria Math" w:eastAsiaTheme="minorEastAsia" w:hAnsi="Cambria Math"/>
-                      </w:rPr>
-                      <m:t>,</m:t>
-                    </m:r>
-                    <m:d>
-                      <m:dPr>
-                        <m:ctrlPr>
-                          <w:rPr>
-                            <w:rFonts w:ascii="Cambria Math" w:eastAsiaTheme="minorEastAsia" w:hAnsi="Cambria Math"/>
-                            <w:i/>
-                          </w:rPr>
-                        </m:ctrlPr>
-                      </m:dPr>
-                      <m:e/>
-                    </m:d>
-                  </m:e>
-                </m:d>
-              </m:oMath>
-            </m:oMathPara>
-          </w:p>
-        </w:tc>
-        <w:tc>
-          <w:tcPr>
-            <w:tcW w:w="1558" w:type="dxa"/>
-          </w:tcPr>
-          <w:p>
-            <w:pPr>
-              <w:rPr>
-                <w:rFonts w:eastAsiaTheme="minorEastAsia"/>
-              </w:rPr>
-            </w:pPr>
-          </w:p>
-        </w:tc>
-        <w:tc>
-          <w:tcPr>
-            <w:tcW w:w="1558" w:type="dxa"/>
-          </w:tcPr>
-          <w:p>
-            <w:pPr>
-              <w:rPr>
-                <w:rFonts w:eastAsiaTheme="minorEastAsia"/>
-              </w:rPr>
-            </w:pPr>
-          </w:p>
-        </w:tc>
-        <w:tc>
-          <w:tcPr>
-            <w:tcW w:w="1558" w:type="dxa"/>
-          </w:tcPr>
-          <w:p>
-            <w:pPr>
-              <w:rPr>
-                <w:rFonts w:eastAsiaTheme="minorEastAsia"/>
-              </w:rPr>
-            </w:pPr>
-          </w:p>
-        </w:tc>
-        <w:tc>
-          <w:tcPr>
-            <w:tcW w:w="1559" w:type="dxa"/>
-          </w:tcPr>
-          <w:p>
-            <w:pPr>
-              <w:rPr>
-                <w:rFonts w:eastAsiaTheme="minorEastAsia"/>
-              </w:rPr>
-            </w:pPr>
-          </w:p>
-        </w:tc>
-        <w:tc>
-          <w:tcPr>
-            <w:tcW w:w="1559" w:type="dxa"/>
-          </w:tcPr>
-          <w:p>
-            <w:pPr>
-              <w:rPr>
-                <w:rFonts w:eastAsiaTheme="minorEastAsia"/>
-              </w:rPr>
-            </w:pPr>
-          </w:p>
-        </w:tc>
-      </w:tr>
-      <w:tr>
-        <w:tc>
-          <w:tcPr>
-            <w:tcW w:w="1558" w:type="dxa"/>
-          </w:tcPr>
-          <w:p>
-            <w:pPr>
-              <w:rPr>
-                <w:rFonts w:eastAsiaTheme="minorEastAsia"/>
-              </w:rPr>
-            </w:pPr>
-            <m:oMathPara>
-              <m:oMath>
-                <m:d>
-                  <m:dPr>
-                    <m:ctrlPr>
-                      <w:rPr>
-                        <w:rFonts w:ascii="Cambria Math" w:eastAsiaTheme="minorEastAsia" w:hAnsi="Cambria Math"/>
-                        <w:i/>
-                      </w:rPr>
-                    </m:ctrlPr>
-                  </m:dPr>
-                  <m:e>
-                    <m:d>
-                      <m:dPr>
-                        <m:ctrlPr>
-                          <w:rPr>
-                            <w:rFonts w:ascii="Cambria Math" w:eastAsiaTheme="minorEastAsia" w:hAnsi="Cambria Math"/>
-                            <w:i/>
-                          </w:rPr>
-                        </m:ctrlPr>
-                      </m:dPr>
-                      <m:e>
-                        <m:r>
-                          <w:rPr>
-                            <w:rFonts w:ascii="Cambria Math" w:eastAsiaTheme="minorEastAsia" w:hAnsi="Cambria Math"/>
-                          </w:rPr>
-                          <m:t>1</m:t>
+                          <m:t>2</m:t>
                         </m:r>
                       </m:e>
                     </m:d>
@@ -22479,154 +22632,238 @@
           </w:p>
         </w:tc>
       </w:tr>
+    </w:tbl>
+    <w:p>
+      <w:pPr>
+        <w:spacing w:line="240" w:lineRule="auto"/>
+        <w:rPr>
+          <w:rFonts w:eastAsiaTheme="minorEastAsia"/>
+        </w:rPr>
+      </w:pPr>
+    </w:p>
+    <w:p>
+      <w:pPr>
+        <w:spacing w:line="240" w:lineRule="auto"/>
+        <w:rPr>
+          <w:rFonts w:eastAsiaTheme="minorEastAsia"/>
+        </w:rPr>
+      </w:pPr>
+    </w:p>
+    <w:p>
+      <w:r>
+        <w:t>The Payoff table:</w:t>
+      </w:r>
+    </w:p>
+    <w:p/>
+    <w:tbl>
+      <w:tblPr>
+        <w:tblStyle w:val="TableGrid"/>
+        <w:tblW w:w="0" w:type="auto"/>
+        <w:tblLook w:val="04A0" w:firstRow="1" w:lastRow="0" w:firstColumn="1" w:lastColumn="0" w:noHBand="0" w:noVBand="1"/>
+      </w:tblPr>
+      <w:tblGrid>
+        <w:gridCol w:w="1038"/>
+        <w:gridCol w:w="1039"/>
+        <w:gridCol w:w="1039"/>
+        <w:gridCol w:w="1039"/>
+        <w:gridCol w:w="1039"/>
+        <w:gridCol w:w="1039"/>
+        <w:gridCol w:w="1039"/>
+        <w:gridCol w:w="1039"/>
+        <w:gridCol w:w="1039"/>
+      </w:tblGrid>
       <w:tr>
         <w:tc>
           <w:tcPr>
-            <w:tcW w:w="1558" w:type="dxa"/>
+            <w:tcW w:w="1038" w:type="dxa"/>
           </w:tcPr>
           <w:p>
-            <w:pPr>
-              <w:rPr>
-                <w:rFonts w:eastAsiaTheme="minorEastAsia"/>
-              </w:rPr>
-            </w:pPr>
             <m:oMathPara>
               <m:oMath>
-                <m:d>
-                  <m:dPr>
-                    <m:ctrlPr>
-                      <w:rPr>
-                        <w:rFonts w:ascii="Cambria Math" w:eastAsiaTheme="minorEastAsia" w:hAnsi="Cambria Math"/>
-                        <w:i/>
-                      </w:rPr>
-                    </m:ctrlPr>
-                  </m:dPr>
-                  <m:e>
-                    <m:d>
-                      <m:dPr>
-                        <m:ctrlPr>
-                          <w:rPr>
-                            <w:rFonts w:ascii="Cambria Math" w:eastAsiaTheme="minorEastAsia" w:hAnsi="Cambria Math"/>
-                            <w:i/>
-                          </w:rPr>
-                        </m:ctrlPr>
-                      </m:dPr>
-                      <m:e>
-                        <m:r>
-                          <w:rPr>
-                            <w:rFonts w:ascii="Cambria Math" w:eastAsiaTheme="minorEastAsia" w:hAnsi="Cambria Math"/>
-                          </w:rPr>
-                          <m:t>2</m:t>
-                        </m:r>
-                      </m:e>
-                    </m:d>
-                    <m:r>
-                      <w:rPr>
-                        <w:rFonts w:ascii="Cambria Math" w:eastAsiaTheme="minorEastAsia" w:hAnsi="Cambria Math"/>
-                      </w:rPr>
-                      <m:t>,</m:t>
-                    </m:r>
-                    <m:d>
-                      <m:dPr>
-                        <m:ctrlPr>
-                          <w:rPr>
-                            <w:rFonts w:ascii="Cambria Math" w:eastAsiaTheme="minorEastAsia" w:hAnsi="Cambria Math"/>
-                            <w:i/>
-                          </w:rPr>
-                        </m:ctrlPr>
-                      </m:dPr>
-                      <m:e/>
-                    </m:d>
-                  </m:e>
-                </m:d>
+                <m:r>
+                  <w:rPr>
+                    <w:rFonts w:ascii="Cambria Math" w:hAnsi="Cambria Math"/>
+                  </w:rPr>
+                  <m:t xml:space="preserve">I  </m:t>
+                </m:r>
+                <m:r>
+                  <w:rPr>
+                    <w:rFonts w:ascii="Cambria Math" w:hAnsi="Cambria Math"/>
+                  </w:rPr>
+                  <m:t>\</m:t>
+                </m:r>
+                <m:r>
+                  <w:rPr>
+                    <w:rFonts w:ascii="Cambria Math" w:hAnsi="Cambria Math"/>
+                  </w:rPr>
+                  <m:t xml:space="preserve">  II</m:t>
+                </m:r>
               </m:oMath>
             </m:oMathPara>
           </w:p>
         </w:tc>
         <w:tc>
           <w:tcPr>
-            <w:tcW w:w="1558" w:type="dxa"/>
+            <w:tcW w:w="1039" w:type="dxa"/>
           </w:tcPr>
-          <w:p>
-            <w:pPr>
-              <w:rPr>
-                <w:rFonts w:eastAsiaTheme="minorEastAsia"/>
-              </w:rPr>
-            </w:pPr>
-          </w:p>
+          <w:p/>
         </w:tc>
         <w:tc>
           <w:tcPr>
-            <w:tcW w:w="1558" w:type="dxa"/>
+            <w:tcW w:w="1039" w:type="dxa"/>
           </w:tcPr>
-          <w:p>
-            <w:pPr>
-              <w:rPr>
-                <w:rFonts w:eastAsiaTheme="minorEastAsia"/>
-              </w:rPr>
-            </w:pPr>
-          </w:p>
+          <w:p/>
         </w:tc>
         <w:tc>
           <w:tcPr>
-            <w:tcW w:w="1558" w:type="dxa"/>
+            <w:tcW w:w="1039" w:type="dxa"/>
           </w:tcPr>
-          <w:p>
-            <w:pPr>
-              <w:rPr>
-                <w:rFonts w:eastAsiaTheme="minorEastAsia"/>
-              </w:rPr>
-            </w:pPr>
-          </w:p>
+          <w:p/>
         </w:tc>
         <w:tc>
           <w:tcPr>
-            <w:tcW w:w="1559" w:type="dxa"/>
+            <w:tcW w:w="1039" w:type="dxa"/>
           </w:tcPr>
-          <w:p>
-            <w:pPr>
-              <w:rPr>
-                <w:rFonts w:eastAsiaTheme="minorEastAsia"/>
-              </w:rPr>
-            </w:pPr>
-          </w:p>
+          <w:p/>
         </w:tc>
         <w:tc>
           <w:tcPr>
-            <w:tcW w:w="1559" w:type="dxa"/>
+            <w:tcW w:w="1039" w:type="dxa"/>
           </w:tcPr>
-          <w:p>
-            <w:pPr>
-              <w:rPr>
-                <w:rFonts w:eastAsiaTheme="minorEastAsia"/>
-              </w:rPr>
-            </w:pPr>
-          </w:p>
+          <w:p/>
+        </w:tc>
+        <w:tc>
+          <w:tcPr>
+            <w:tcW w:w="1039" w:type="dxa"/>
+          </w:tcPr>
+          <w:p/>
+        </w:tc>
+        <w:tc>
+          <w:tcPr>
+            <w:tcW w:w="1039" w:type="dxa"/>
+          </w:tcPr>
+          <w:p/>
+        </w:tc>
+        <w:tc>
+          <w:tcPr>
+            <w:tcW w:w="1039" w:type="dxa"/>
+          </w:tcPr>
+          <w:p/>
+        </w:tc>
+      </w:tr>
+      <w:tr>
+        <w:tc>
+          <w:tcPr>
+            <w:tcW w:w="1038" w:type="dxa"/>
+          </w:tcPr>
+          <w:p/>
+        </w:tc>
+        <w:tc>
+          <w:tcPr>
+            <w:tcW w:w="1039" w:type="dxa"/>
+          </w:tcPr>
+          <w:p/>
+        </w:tc>
+        <w:tc>
+          <w:tcPr>
+            <w:tcW w:w="1039" w:type="dxa"/>
+          </w:tcPr>
+          <w:p/>
+        </w:tc>
+        <w:tc>
+          <w:tcPr>
+            <w:tcW w:w="1039" w:type="dxa"/>
+          </w:tcPr>
+          <w:p/>
+        </w:tc>
+        <w:tc>
+          <w:tcPr>
+            <w:tcW w:w="1039" w:type="dxa"/>
+          </w:tcPr>
+          <w:p/>
+        </w:tc>
+        <w:tc>
+          <w:tcPr>
+            <w:tcW w:w="1039" w:type="dxa"/>
+          </w:tcPr>
+          <w:p/>
+        </w:tc>
+        <w:tc>
+          <w:tcPr>
+            <w:tcW w:w="1039" w:type="dxa"/>
+          </w:tcPr>
+          <w:p/>
+        </w:tc>
+        <w:tc>
+          <w:tcPr>
+            <w:tcW w:w="1039" w:type="dxa"/>
+          </w:tcPr>
+          <w:p/>
+        </w:tc>
+        <w:tc>
+          <w:tcPr>
+            <w:tcW w:w="1039" w:type="dxa"/>
+          </w:tcPr>
+          <w:p/>
+        </w:tc>
+      </w:tr>
+      <w:tr>
+        <w:tc>
+          <w:tcPr>
+            <w:tcW w:w="1038" w:type="dxa"/>
+          </w:tcPr>
+          <w:p/>
+        </w:tc>
+        <w:tc>
+          <w:tcPr>
+            <w:tcW w:w="1039" w:type="dxa"/>
+          </w:tcPr>
+          <w:p/>
+        </w:tc>
+        <w:tc>
+          <w:tcPr>
+            <w:tcW w:w="1039" w:type="dxa"/>
+          </w:tcPr>
+          <w:p/>
+        </w:tc>
+        <w:tc>
+          <w:tcPr>
+            <w:tcW w:w="1039" w:type="dxa"/>
+          </w:tcPr>
+          <w:p/>
+        </w:tc>
+        <w:tc>
+          <w:tcPr>
+            <w:tcW w:w="1039" w:type="dxa"/>
+          </w:tcPr>
+          <w:p/>
+        </w:tc>
+        <w:tc>
+          <w:tcPr>
+            <w:tcW w:w="1039" w:type="dxa"/>
+          </w:tcPr>
+          <w:p/>
+        </w:tc>
+        <w:tc>
+          <w:tcPr>
+            <w:tcW w:w="1039" w:type="dxa"/>
+          </w:tcPr>
+          <w:p/>
+        </w:tc>
+        <w:tc>
+          <w:tcPr>
+            <w:tcW w:w="1039" w:type="dxa"/>
+          </w:tcPr>
+          <w:p/>
+        </w:tc>
+        <w:tc>
+          <w:tcPr>
+            <w:tcW w:w="1039" w:type="dxa"/>
+          </w:tcPr>
+          <w:p/>
         </w:tc>
       </w:tr>
     </w:tbl>
-    <w:p>
-      <w:pPr>
-        <w:spacing w:line="240" w:lineRule="auto"/>
-        <w:rPr>
-          <w:rFonts w:eastAsiaTheme="minorEastAsia"/>
-        </w:rPr>
-      </w:pPr>
-    </w:p>
-    <w:p>
-      <w:pPr>
-        <w:spacing w:line="240" w:lineRule="auto"/>
-        <w:rPr>
-          <w:rFonts w:eastAsiaTheme="minorEastAsia"/>
-        </w:rPr>
-      </w:pPr>
-    </w:p>
-    <w:p>
-      <w:r>
-        <w:t>The Payoff table:</w:t>
-      </w:r>
-    </w:p>
-    <w:p/>
     <w:p/>
     <w:p>
       <w:pPr>
@@ -23911,7 +24148,14 @@
         <w:rPr>
           <w:rFonts w:eastAsiaTheme="minorEastAsia"/>
         </w:rPr>
-        <w:t xml:space="preserve"> for </w:t>
+        <w:t xml:space="preserve"> </w:t>
+      </w:r>
+      <w:r>
+        <w:rPr>
+          <w:rFonts w:eastAsiaTheme="minorEastAsia"/>
+        </w:rPr>
+        <w:lastRenderedPageBreak/>
+        <w:t xml:space="preserve">for </w:t>
       </w:r>
       <m:oMath>
         <m:r>
@@ -24025,7 +24269,6 @@
         <w:rPr>
           <w:rFonts w:eastAsiaTheme="minorEastAsia"/>
         </w:rPr>
-        <w:lastRenderedPageBreak/>
         <w:t xml:space="preserve">Since for two-person zero sum game we have </w:t>
       </w:r>
       <m:oMath>
@@ -27883,7 +28126,6 @@
         <w:pStyle w:val="Heading1"/>
       </w:pPr>
       <w:r>
-        <w:lastRenderedPageBreak/>
         <w:t>Illustrative Examples</w:t>
       </w:r>
     </w:p>
@@ -36000,6 +36242,7 @@
           <w:i/>
           <w:iCs/>
         </w:rPr>
+        <w:lastRenderedPageBreak/>
         <w:t>Definition</w:t>
       </w:r>
       <w:r>
@@ -36228,7 +36471,6 @@
           <w:i/>
           <w:iCs/>
         </w:rPr>
-        <w:lastRenderedPageBreak/>
         <w:t>Definition</w:t>
       </w:r>
       <w:r>
@@ -41750,6 +41992,7 @@
           <w:rPr>
             <w:rFonts w:ascii="Cambria Math" w:eastAsiaTheme="minorEastAsia" w:hAnsi="Cambria Math"/>
           </w:rPr>
+          <w:lastRenderedPageBreak/>
           <m:t>M</m:t>
         </m:r>
         <m:d>
@@ -46346,6 +46589,7 @@
         <w:rPr>
           <w:rFonts w:eastAsiaTheme="minorEastAsia"/>
         </w:rPr>
+        <w:lastRenderedPageBreak/>
         <w:t>The inductive description of the value and good strategies in perfect information games can be used to solve such games. We illustrate the method to solve the game Addition</w:t>
       </w:r>
     </w:p>
@@ -46378,7 +46622,6 @@
           <w:rFonts w:eastAsiaTheme="minorEastAsia"/>
           <w:color w:val="FF0000"/>
         </w:rPr>
-        <w:lastRenderedPageBreak/>
         <w:t>//TODO: finish th</w:t>
       </w:r>
       <w:r>

--- a/docs/Notes_on_Game_Theory.docx
+++ b/docs/Notes_on_Game_Theory.docx
@@ -20671,6 +20671,16 @@
                 <w:rFonts w:eastAsiaTheme="minorEastAsia"/>
               </w:rPr>
             </w:pPr>
+            <m:oMathPara>
+              <m:oMath>
+                <m:r>
+                  <w:rPr>
+                    <w:rFonts w:ascii="Cambria Math" w:eastAsiaTheme="minorEastAsia" w:hAnsi="Cambria Math"/>
+                  </w:rPr>
+                  <m:t>0.4</m:t>
+                </m:r>
+              </m:oMath>
+            </m:oMathPara>
           </w:p>
         </w:tc>
         <w:tc>
@@ -20683,6 +20693,16 @@
                 <w:rFonts w:eastAsiaTheme="minorEastAsia"/>
               </w:rPr>
             </w:pPr>
+            <m:oMathPara>
+              <m:oMath>
+                <m:r>
+                  <w:rPr>
+                    <w:rFonts w:ascii="Cambria Math" w:eastAsiaTheme="minorEastAsia" w:hAnsi="Cambria Math"/>
+                  </w:rPr>
+                  <m:t>0.2</m:t>
+                </m:r>
+              </m:oMath>
+            </m:oMathPara>
           </w:p>
         </w:tc>
         <w:tc>
@@ -20695,6 +20715,16 @@
                 <w:rFonts w:eastAsiaTheme="minorEastAsia"/>
               </w:rPr>
             </w:pPr>
+            <m:oMathPara>
+              <m:oMath>
+                <m:r>
+                  <w:rPr>
+                    <w:rFonts w:ascii="Cambria Math" w:eastAsiaTheme="minorEastAsia" w:hAnsi="Cambria Math"/>
+                  </w:rPr>
+                  <m:t>0.4</m:t>
+                </m:r>
+              </m:oMath>
+            </m:oMathPara>
           </w:p>
         </w:tc>
         <w:tc>
@@ -20707,6 +20737,16 @@
                 <w:rFonts w:eastAsiaTheme="minorEastAsia"/>
               </w:rPr>
             </w:pPr>
+            <m:oMathPara>
+              <m:oMath>
+                <m:r>
+                  <w:rPr>
+                    <w:rFonts w:ascii="Cambria Math" w:eastAsiaTheme="minorEastAsia" w:hAnsi="Cambria Math"/>
+                  </w:rPr>
+                  <m:t>0.0</m:t>
+                </m:r>
+              </m:oMath>
+            </m:oMathPara>
           </w:p>
         </w:tc>
         <w:tc>
@@ -20719,6 +20759,16 @@
                 <w:rFonts w:eastAsiaTheme="minorEastAsia"/>
               </w:rPr>
             </w:pPr>
+            <m:oMathPara>
+              <m:oMath>
+                <m:r>
+                  <w:rPr>
+                    <w:rFonts w:ascii="Cambria Math" w:eastAsiaTheme="minorEastAsia" w:hAnsi="Cambria Math"/>
+                  </w:rPr>
+                  <m:t>0.0</m:t>
+                </m:r>
+              </m:oMath>
+            </m:oMathPara>
           </w:p>
         </w:tc>
       </w:tr>
@@ -21438,7 +21488,14 @@
                           </w:rPr>
                         </m:ctrlPr>
                       </m:dPr>
-                      <m:e/>
+                      <m:e>
+                        <m:r>
+                          <w:rPr>
+                            <w:rFonts w:ascii="Cambria Math" w:eastAsiaTheme="minorEastAsia" w:hAnsi="Cambria Math"/>
+                          </w:rPr>
+                          <m:t>4,4,3</m:t>
+                        </m:r>
+                      </m:e>
                     </m:d>
                   </m:e>
                 </m:d>
@@ -24863,21 +24920,7 @@
         <w:rPr>
           <w:rFonts w:eastAsiaTheme="minorEastAsia"/>
         </w:rPr>
-        <w:t xml:space="preserve"> one relabels the strategies of either player, the new game is essentially </w:t>
-      </w:r>
-      <w:proofErr w:type="spellStart"/>
-      <w:r>
-        <w:rPr>
-          <w:rFonts w:eastAsiaTheme="minorEastAsia"/>
-        </w:rPr>
-        <w:t>not</w:t>
-      </w:r>
-      <w:proofErr w:type="spellEnd"/>
-      <w:r>
-        <w:rPr>
-          <w:rFonts w:eastAsiaTheme="minorEastAsia"/>
-        </w:rPr>
-        <w:t xml:space="preserve"> different than the old. Every statement about either game can be translated into a corresponding statement about the other and we wish to consider the two games equivalent. </w:t>
+        <w:t xml:space="preserve"> one relabels the strategies of either player, the new game is essentially not different than the old. Every statement about either game can be translated into a corresponding statement about the other and we wish to consider the two games equivalent. </w:t>
       </w:r>
     </w:p>
     <w:p>
@@ -28224,21 +28267,7 @@
         <w:rPr>
           <w:rFonts w:eastAsiaTheme="minorEastAsia"/>
         </w:rPr>
-        <w:t xml:space="preserve"> simultaneously place coins on the table. If the coins agree, i.e. both show heads </w:t>
-      </w:r>
-      <w:proofErr w:type="gramStart"/>
-      <w:r>
-        <w:rPr>
-          <w:rFonts w:eastAsiaTheme="minorEastAsia"/>
-        </w:rPr>
-        <w:t>or</w:t>
-      </w:r>
-      <w:proofErr w:type="gramEnd"/>
-      <w:r>
-        <w:rPr>
-          <w:rFonts w:eastAsiaTheme="minorEastAsia"/>
-        </w:rPr>
-        <w:t xml:space="preserve"> both tails </w:t>
+        <w:t xml:space="preserve"> simultaneously place coins on the table. If the coins agree, i.e. both show heads or both tails </w:t>
       </w:r>
       <m:oMath>
         <m:r>
@@ -28294,21 +28323,7 @@
         <w:rPr>
           <w:rFonts w:eastAsiaTheme="minorEastAsia"/>
         </w:rPr>
-        <w:t xml:space="preserve">Clearly each player </w:t>
-      </w:r>
-      <w:proofErr w:type="spellStart"/>
-      <w:r>
-        <w:rPr>
-          <w:rFonts w:eastAsiaTheme="minorEastAsia"/>
-        </w:rPr>
-        <w:t>player</w:t>
-      </w:r>
-      <w:proofErr w:type="spellEnd"/>
-      <w:r>
-        <w:rPr>
-          <w:rFonts w:eastAsiaTheme="minorEastAsia"/>
-        </w:rPr>
-        <w:t xml:space="preserve"> has two strategies – </w:t>
+        <w:t xml:space="preserve">Clearly each player player has two strategies – </w:t>
       </w:r>
       <w:r>
         <w:rPr>

--- a/docs/Notes_on_Game_Theory.docx
+++ b/docs/Notes_on_Game_Theory.docx
@@ -20853,6 +20853,16 @@
                 <w:rFonts w:eastAsiaTheme="minorEastAsia"/>
               </w:rPr>
             </w:pPr>
+            <m:oMathPara>
+              <m:oMath>
+                <m:r>
+                  <w:rPr>
+                    <w:rFonts w:ascii="Cambria Math" w:eastAsiaTheme="minorEastAsia" w:hAnsi="Cambria Math"/>
+                  </w:rPr>
+                  <m:t>0.2</m:t>
+                </m:r>
+              </m:oMath>
+            </m:oMathPara>
           </w:p>
         </w:tc>
         <w:tc>
@@ -20865,6 +20875,16 @@
                 <w:rFonts w:eastAsiaTheme="minorEastAsia"/>
               </w:rPr>
             </w:pPr>
+            <m:oMathPara>
+              <m:oMath>
+                <m:r>
+                  <w:rPr>
+                    <w:rFonts w:ascii="Cambria Math" w:eastAsiaTheme="minorEastAsia" w:hAnsi="Cambria Math"/>
+                  </w:rPr>
+                  <m:t>0.3</m:t>
+                </m:r>
+              </m:oMath>
+            </m:oMathPara>
           </w:p>
         </w:tc>
         <w:tc>
@@ -20877,6 +20897,16 @@
                 <w:rFonts w:eastAsiaTheme="minorEastAsia"/>
               </w:rPr>
             </w:pPr>
+            <m:oMathPara>
+              <m:oMath>
+                <m:r>
+                  <w:rPr>
+                    <w:rFonts w:ascii="Cambria Math" w:eastAsiaTheme="minorEastAsia" w:hAnsi="Cambria Math"/>
+                  </w:rPr>
+                  <m:t>0.3</m:t>
+                </m:r>
+              </m:oMath>
+            </m:oMathPara>
           </w:p>
         </w:tc>
         <w:tc>
@@ -20889,6 +20919,16 @@
                 <w:rFonts w:eastAsiaTheme="minorEastAsia"/>
               </w:rPr>
             </w:pPr>
+            <m:oMathPara>
+              <m:oMath>
+                <m:r>
+                  <w:rPr>
+                    <w:rFonts w:ascii="Cambria Math" w:eastAsiaTheme="minorEastAsia" w:hAnsi="Cambria Math"/>
+                  </w:rPr>
+                  <m:t>0.2</m:t>
+                </m:r>
+              </m:oMath>
+            </m:oMathPara>
           </w:p>
         </w:tc>
         <w:tc>
@@ -20901,6 +20941,16 @@
                 <w:rFonts w:eastAsiaTheme="minorEastAsia"/>
               </w:rPr>
             </w:pPr>
+            <m:oMathPara>
+              <m:oMath>
+                <m:r>
+                  <w:rPr>
+                    <w:rFonts w:ascii="Cambria Math" w:eastAsiaTheme="minorEastAsia" w:hAnsi="Cambria Math"/>
+                  </w:rPr>
+                  <m:t>0.0</m:t>
+                </m:r>
+              </m:oMath>
+            </m:oMathPara>
           </w:p>
         </w:tc>
       </w:tr>
@@ -20985,6 +21035,16 @@
                 <w:rFonts w:eastAsiaTheme="minorEastAsia"/>
               </w:rPr>
             </w:pPr>
+            <m:oMathPara>
+              <m:oMath>
+                <m:r>
+                  <w:rPr>
+                    <w:rFonts w:ascii="Cambria Math" w:eastAsiaTheme="minorEastAsia" w:hAnsi="Cambria Math"/>
+                  </w:rPr>
+                  <m:t>0.4</m:t>
+                </m:r>
+              </m:oMath>
+            </m:oMathPara>
           </w:p>
         </w:tc>
         <w:tc>
@@ -20997,6 +21057,16 @@
                 <w:rFonts w:eastAsiaTheme="minorEastAsia"/>
               </w:rPr>
             </w:pPr>
+            <m:oMathPara>
+              <m:oMath>
+                <m:r>
+                  <w:rPr>
+                    <w:rFonts w:ascii="Cambria Math" w:eastAsiaTheme="minorEastAsia" w:hAnsi="Cambria Math"/>
+                  </w:rPr>
+                  <m:t>0.2</m:t>
+                </m:r>
+              </m:oMath>
+            </m:oMathPara>
           </w:p>
         </w:tc>
         <w:tc>
@@ -21009,6 +21079,16 @@
                 <w:rFonts w:eastAsiaTheme="minorEastAsia"/>
               </w:rPr>
             </w:pPr>
+            <m:oMathPara>
+              <m:oMath>
+                <m:r>
+                  <w:rPr>
+                    <w:rFonts w:ascii="Cambria Math" w:eastAsiaTheme="minorEastAsia" w:hAnsi="Cambria Math"/>
+                  </w:rPr>
+                  <m:t>0.4</m:t>
+                </m:r>
+              </m:oMath>
+            </m:oMathPara>
           </w:p>
         </w:tc>
         <w:tc>
@@ -21021,6 +21101,16 @@
                 <w:rFonts w:eastAsiaTheme="minorEastAsia"/>
               </w:rPr>
             </w:pPr>
+            <m:oMathPara>
+              <m:oMath>
+                <m:r>
+                  <w:rPr>
+                    <w:rFonts w:ascii="Cambria Math" w:eastAsiaTheme="minorEastAsia" w:hAnsi="Cambria Math"/>
+                  </w:rPr>
+                  <m:t>0.0</m:t>
+                </m:r>
+              </m:oMath>
+            </m:oMathPara>
           </w:p>
         </w:tc>
         <w:tc>
@@ -21033,6 +21123,16 @@
                 <w:rFonts w:eastAsiaTheme="minorEastAsia"/>
               </w:rPr>
             </w:pPr>
+            <m:oMathPara>
+              <m:oMath>
+                <m:r>
+                  <w:rPr>
+                    <w:rFonts w:ascii="Cambria Math" w:eastAsiaTheme="minorEastAsia" w:hAnsi="Cambria Math"/>
+                  </w:rPr>
+                  <m:t>0.0</m:t>
+                </m:r>
+              </m:oMath>
+            </m:oMathPara>
           </w:p>
         </w:tc>
       </w:tr>
@@ -21117,6 +21217,16 @@
                 <w:rFonts w:eastAsiaTheme="minorEastAsia"/>
               </w:rPr>
             </w:pPr>
+            <m:oMathPara>
+              <m:oMath>
+                <m:r>
+                  <w:rPr>
+                    <w:rFonts w:ascii="Cambria Math" w:eastAsiaTheme="minorEastAsia" w:hAnsi="Cambria Math"/>
+                  </w:rPr>
+                  <m:t>0.2</m:t>
+                </m:r>
+              </m:oMath>
+            </m:oMathPara>
           </w:p>
         </w:tc>
         <w:tc>
@@ -21129,6 +21239,16 @@
                 <w:rFonts w:eastAsiaTheme="minorEastAsia"/>
               </w:rPr>
             </w:pPr>
+            <m:oMathPara>
+              <m:oMath>
+                <m:r>
+                  <w:rPr>
+                    <w:rFonts w:ascii="Cambria Math" w:eastAsiaTheme="minorEastAsia" w:hAnsi="Cambria Math"/>
+                  </w:rPr>
+                  <m:t>0.3</m:t>
+                </m:r>
+              </m:oMath>
+            </m:oMathPara>
           </w:p>
         </w:tc>
         <w:tc>
@@ -21141,6 +21261,16 @@
                 <w:rFonts w:eastAsiaTheme="minorEastAsia"/>
               </w:rPr>
             </w:pPr>
+            <m:oMathPara>
+              <m:oMath>
+                <m:r>
+                  <w:rPr>
+                    <w:rFonts w:ascii="Cambria Math" w:eastAsiaTheme="minorEastAsia" w:hAnsi="Cambria Math"/>
+                  </w:rPr>
+                  <m:t>0.3</m:t>
+                </m:r>
+              </m:oMath>
+            </m:oMathPara>
           </w:p>
         </w:tc>
         <w:tc>
@@ -21153,6 +21283,16 @@
                 <w:rFonts w:eastAsiaTheme="minorEastAsia"/>
               </w:rPr>
             </w:pPr>
+            <m:oMathPara>
+              <m:oMath>
+                <m:r>
+                  <w:rPr>
+                    <w:rFonts w:ascii="Cambria Math" w:eastAsiaTheme="minorEastAsia" w:hAnsi="Cambria Math"/>
+                  </w:rPr>
+                  <m:t>0.2</m:t>
+                </m:r>
+              </m:oMath>
+            </m:oMathPara>
           </w:p>
         </w:tc>
         <w:tc>
@@ -21165,6 +21305,16 @@
                 <w:rFonts w:eastAsiaTheme="minorEastAsia"/>
               </w:rPr>
             </w:pPr>
+            <m:oMathPara>
+              <m:oMath>
+                <m:r>
+                  <w:rPr>
+                    <w:rFonts w:ascii="Cambria Math" w:eastAsiaTheme="minorEastAsia" w:hAnsi="Cambria Math"/>
+                  </w:rPr>
+                  <m:t>0.0</m:t>
+                </m:r>
+              </m:oMath>
+            </m:oMathPara>
           </w:p>
         </w:tc>
       </w:tr>
@@ -21249,6 +21399,16 @@
                 <w:rFonts w:eastAsiaTheme="minorEastAsia"/>
               </w:rPr>
             </w:pPr>
+            <m:oMathPara>
+              <m:oMath>
+                <m:r>
+                  <w:rPr>
+                    <w:rFonts w:ascii="Cambria Math" w:eastAsiaTheme="minorEastAsia" w:hAnsi="Cambria Math"/>
+                  </w:rPr>
+                  <m:t>0.2</m:t>
+                </m:r>
+              </m:oMath>
+            </m:oMathPara>
           </w:p>
         </w:tc>
         <w:tc>
@@ -21261,6 +21421,16 @@
                 <w:rFonts w:eastAsiaTheme="minorEastAsia"/>
               </w:rPr>
             </w:pPr>
+            <m:oMathPara>
+              <m:oMath>
+                <m:r>
+                  <w:rPr>
+                    <w:rFonts w:ascii="Cambria Math" w:eastAsiaTheme="minorEastAsia" w:hAnsi="Cambria Math"/>
+                  </w:rPr>
+                  <m:t>0.3</m:t>
+                </m:r>
+              </m:oMath>
+            </m:oMathPara>
           </w:p>
         </w:tc>
         <w:tc>
@@ -21273,6 +21443,16 @@
                 <w:rFonts w:eastAsiaTheme="minorEastAsia"/>
               </w:rPr>
             </w:pPr>
+            <m:oMathPara>
+              <m:oMath>
+                <m:r>
+                  <w:rPr>
+                    <w:rFonts w:ascii="Cambria Math" w:eastAsiaTheme="minorEastAsia" w:hAnsi="Cambria Math"/>
+                  </w:rPr>
+                  <m:t>0.3</m:t>
+                </m:r>
+              </m:oMath>
+            </m:oMathPara>
           </w:p>
         </w:tc>
         <w:tc>
@@ -21285,6 +21465,16 @@
                 <w:rFonts w:eastAsiaTheme="minorEastAsia"/>
               </w:rPr>
             </w:pPr>
+            <m:oMathPara>
+              <m:oMath>
+                <m:r>
+                  <w:rPr>
+                    <w:rFonts w:ascii="Cambria Math" w:eastAsiaTheme="minorEastAsia" w:hAnsi="Cambria Math"/>
+                  </w:rPr>
+                  <m:t>0.2</m:t>
+                </m:r>
+              </m:oMath>
+            </m:oMathPara>
           </w:p>
         </w:tc>
         <w:tc>
@@ -21297,6 +21487,16 @@
                 <w:rFonts w:eastAsiaTheme="minorEastAsia"/>
               </w:rPr>
             </w:pPr>
+            <m:oMathPara>
+              <m:oMath>
+                <m:r>
+                  <w:rPr>
+                    <w:rFonts w:ascii="Cambria Math" w:eastAsiaTheme="minorEastAsia" w:hAnsi="Cambria Math"/>
+                  </w:rPr>
+                  <m:t>0.0</m:t>
+                </m:r>
+              </m:oMath>
+            </m:oMathPara>
           </w:p>
         </w:tc>
       </w:tr>
@@ -21381,6 +21581,16 @@
                 <w:rFonts w:eastAsiaTheme="minorEastAsia"/>
               </w:rPr>
             </w:pPr>
+            <m:oMathPara>
+              <m:oMath>
+                <m:r>
+                  <w:rPr>
+                    <w:rFonts w:ascii="Cambria Math" w:eastAsiaTheme="minorEastAsia" w:hAnsi="Cambria Math"/>
+                  </w:rPr>
+                  <m:t>0.0</m:t>
+                </m:r>
+              </m:oMath>
+            </m:oMathPara>
           </w:p>
         </w:tc>
         <w:tc>
@@ -21393,6 +21603,12 @@
                 <w:rFonts w:eastAsiaTheme="minorEastAsia"/>
               </w:rPr>
             </w:pPr>
+            <w:r>
+              <w:rPr>
+                <w:rFonts w:eastAsiaTheme="minorEastAsia"/>
+              </w:rPr>
+              <w:t>0.4</w:t>
+            </w:r>
           </w:p>
         </w:tc>
         <w:tc>
@@ -21405,6 +21621,12 @@
                 <w:rFonts w:eastAsiaTheme="minorEastAsia"/>
               </w:rPr>
             </w:pPr>
+            <w:r>
+              <w:rPr>
+                <w:rFonts w:eastAsiaTheme="minorEastAsia"/>
+              </w:rPr>
+              <w:t>0.2</w:t>
+            </w:r>
           </w:p>
         </w:tc>
         <w:tc>
@@ -21417,6 +21639,12 @@
                 <w:rFonts w:eastAsiaTheme="minorEastAsia"/>
               </w:rPr>
             </w:pPr>
+            <w:r>
+              <w:rPr>
+                <w:rFonts w:eastAsiaTheme="minorEastAsia"/>
+              </w:rPr>
+              <w:t>0.4</w:t>
+            </w:r>
           </w:p>
         </w:tc>
         <w:tc>
@@ -21429,6 +21657,12 @@
                 <w:rFonts w:eastAsiaTheme="minorEastAsia"/>
               </w:rPr>
             </w:pPr>
+            <w:r>
+              <w:rPr>
+                <w:rFonts w:eastAsiaTheme="minorEastAsia"/>
+              </w:rPr>
+              <w:t>0.0</w:t>
+            </w:r>
           </w:p>
         </w:tc>
       </w:tr>
@@ -21620,7 +21854,14 @@
                           </w:rPr>
                         </m:ctrlPr>
                       </m:dPr>
-                      <m:e/>
+                      <m:e>
+                        <m:r>
+                          <w:rPr>
+                            <w:rFonts w:ascii="Cambria Math" w:eastAsiaTheme="minorEastAsia" w:hAnsi="Cambria Math"/>
+                          </w:rPr>
+                          <m:t>4,4,4</m:t>
+                        </m:r>
+                      </m:e>
                     </m:d>
                   </m:e>
                 </m:d>
@@ -21745,7 +21986,14 @@
                           </w:rPr>
                         </m:ctrlPr>
                       </m:dPr>
-                      <m:e/>
+                      <m:e>
+                        <m:r>
+                          <w:rPr>
+                            <w:rFonts w:ascii="Cambria Math" w:eastAsiaTheme="minorEastAsia" w:hAnsi="Cambria Math"/>
+                          </w:rPr>
+                          <m:t>3,3,3</m:t>
+                        </m:r>
+                      </m:e>
                     </m:d>
                   </m:e>
                 </m:d>
@@ -21870,7 +22118,14 @@
                           </w:rPr>
                         </m:ctrlPr>
                       </m:dPr>
-                      <m:e/>
+                      <m:e>
+                        <m:r>
+                          <w:rPr>
+                            <w:rFonts w:ascii="Cambria Math" w:eastAsiaTheme="minorEastAsia" w:hAnsi="Cambria Math"/>
+                          </w:rPr>
+                          <m:t>3,3,4</m:t>
+                        </m:r>
+                      </m:e>
                     </m:d>
                   </m:e>
                 </m:d>
@@ -21995,7 +22250,14 @@
                           </w:rPr>
                         </m:ctrlPr>
                       </m:dPr>
-                      <m:e/>
+                      <m:e>
+                        <m:r>
+                          <w:rPr>
+                            <w:rFonts w:ascii="Cambria Math" w:eastAsiaTheme="minorEastAsia" w:hAnsi="Cambria Math"/>
+                          </w:rPr>
+                          <m:t>3,4,3</m:t>
+                        </m:r>
+                      </m:e>
                     </m:d>
                   </m:e>
                 </m:d>
@@ -22120,7 +22382,14 @@
                           </w:rPr>
                         </m:ctrlPr>
                       </m:dPr>
-                      <m:e/>
+                      <m:e>
+                        <m:r>
+                          <w:rPr>
+                            <w:rFonts w:ascii="Cambria Math" w:eastAsiaTheme="minorEastAsia" w:hAnsi="Cambria Math"/>
+                          </w:rPr>
+                          <m:t>3,4,4</m:t>
+                        </m:r>
+                      </m:e>
                     </m:d>
                   </m:e>
                 </m:d>
@@ -22245,7 +22514,14 @@
                           </w:rPr>
                         </m:ctrlPr>
                       </m:dPr>
-                      <m:e/>
+                      <m:e>
+                        <m:r>
+                          <w:rPr>
+                            <w:rFonts w:ascii="Cambria Math" w:eastAsiaTheme="minorEastAsia" w:hAnsi="Cambria Math"/>
+                          </w:rPr>
+                          <m:t>4,3,3</m:t>
+                        </m:r>
+                      </m:e>
                     </m:d>
                   </m:e>
                 </m:d>
@@ -22370,7 +22646,14 @@
                           </w:rPr>
                         </m:ctrlPr>
                       </m:dPr>
-                      <m:e/>
+                      <m:e>
+                        <m:r>
+                          <w:rPr>
+                            <w:rFonts w:ascii="Cambria Math" w:eastAsiaTheme="minorEastAsia" w:hAnsi="Cambria Math"/>
+                          </w:rPr>
+                          <m:t>4,3,4</m:t>
+                        </m:r>
+                      </m:e>
                     </m:d>
                   </m:e>
                 </m:d>
@@ -22495,7 +22778,14 @@
                           </w:rPr>
                         </m:ctrlPr>
                       </m:dPr>
-                      <m:e/>
+                      <m:e>
+                        <m:r>
+                          <w:rPr>
+                            <w:rFonts w:ascii="Cambria Math" w:eastAsiaTheme="minorEastAsia" w:hAnsi="Cambria Math"/>
+                          </w:rPr>
+                          <m:t>4,4,3</m:t>
+                        </m:r>
+                      </m:e>
                     </m:d>
                   </m:e>
                 </m:d>
@@ -22620,7 +22910,14 @@
                           </w:rPr>
                         </m:ctrlPr>
                       </m:dPr>
-                      <m:e/>
+                      <m:e>
+                        <m:r>
+                          <w:rPr>
+                            <w:rFonts w:ascii="Cambria Math" w:eastAsiaTheme="minorEastAsia" w:hAnsi="Cambria Math"/>
+                          </w:rPr>
+                          <m:t>4,4,4</m:t>
+                        </m:r>
+                      </m:e>
                     </m:d>
                   </m:e>
                 </m:d>
@@ -24920,7 +25217,21 @@
         <w:rPr>
           <w:rFonts w:eastAsiaTheme="minorEastAsia"/>
         </w:rPr>
-        <w:t xml:space="preserve"> one relabels the strategies of either player, the new game is essentially not different than the old. Every statement about either game can be translated into a corresponding statement about the other and we wish to consider the two games equivalent. </w:t>
+        <w:t xml:space="preserve"> one relabels the strategies of either player, the new game is essentially </w:t>
+      </w:r>
+      <w:proofErr w:type="spellStart"/>
+      <w:r>
+        <w:rPr>
+          <w:rFonts w:eastAsiaTheme="minorEastAsia"/>
+        </w:rPr>
+        <w:t>not</w:t>
+      </w:r>
+      <w:proofErr w:type="spellEnd"/>
+      <w:r>
+        <w:rPr>
+          <w:rFonts w:eastAsiaTheme="minorEastAsia"/>
+        </w:rPr>
+        <w:t xml:space="preserve"> different than the old. Every statement about either game can be translated into a corresponding statement about the other and we wish to consider the two games equivalent. </w:t>
       </w:r>
     </w:p>
     <w:p>
@@ -28267,7 +28578,21 @@
         <w:rPr>
           <w:rFonts w:eastAsiaTheme="minorEastAsia"/>
         </w:rPr>
-        <w:t xml:space="preserve"> simultaneously place coins on the table. If the coins agree, i.e. both show heads or both tails </w:t>
+        <w:t xml:space="preserve"> simultaneously place coins on the table. If the coins agree, i.e. both show heads </w:t>
+      </w:r>
+      <w:proofErr w:type="gramStart"/>
+      <w:r>
+        <w:rPr>
+          <w:rFonts w:eastAsiaTheme="minorEastAsia"/>
+        </w:rPr>
+        <w:t>or</w:t>
+      </w:r>
+      <w:proofErr w:type="gramEnd"/>
+      <w:r>
+        <w:rPr>
+          <w:rFonts w:eastAsiaTheme="minorEastAsia"/>
+        </w:rPr>
+        <w:t xml:space="preserve"> both tails </w:t>
       </w:r>
       <m:oMath>
         <m:r>
@@ -28323,7 +28648,21 @@
         <w:rPr>
           <w:rFonts w:eastAsiaTheme="minorEastAsia"/>
         </w:rPr>
-        <w:t xml:space="preserve">Clearly each player player has two strategies – </w:t>
+        <w:t xml:space="preserve">Clearly each player </w:t>
+      </w:r>
+      <w:proofErr w:type="spellStart"/>
+      <w:r>
+        <w:rPr>
+          <w:rFonts w:eastAsiaTheme="minorEastAsia"/>
+        </w:rPr>
+        <w:t>player</w:t>
+      </w:r>
+      <w:proofErr w:type="spellEnd"/>
+      <w:r>
+        <w:rPr>
+          <w:rFonts w:eastAsiaTheme="minorEastAsia"/>
+        </w:rPr>
+        <w:t xml:space="preserve"> has two strategies – </w:t>
       </w:r>
       <w:r>
         <w:rPr>
